--- a/Sprint20260921-20261002/HERO-67615_20261008_112534.docx
+++ b/Sprint20260921-20261002/HERO-67615_20261008_112534.docx
@@ -15,7 +15,7 @@
           <w:sz w:val="32"/>
           <w:u w:val="none"/>
         </w:rPr>
-        <w:t>HERO-67615 KDS2.0 - Create new API to show ticket history in client Test Report</w:t>
+        <w:t>KDS Ticket History API Engineering Report</w:t>
       </w:r>
     </w:p>
     <w:p>
@@ -45,22 +45,7 @@
           <w:sz w:val="24"/>
           <w:u w:val="none"/>
         </w:rPr>
-        <w:t>1.Ticket History Dialog and API Display</w:t>
-      </w:r>
-    </w:p>
-    <w:p>
-      <w:pPr>
-        <w:spacing w:before="120" w:after="60"/>
-      </w:pPr>
-      <w:r>
-        <w:rPr>
-          <w:rFonts w:ascii="Arial" w:hAnsi="Arial" w:eastAsia="Arial" w:cs="Arial"/>
-          <w:b/>
-          <w:color w:val="001EFF"/>
-          <w:sz w:val="22"/>
-          <w:u w:val="none"/>
-        </w:rPr>
-        <w:t>1.1.Open ticket history dialog via hamburger icon button</w:t>
+        <w:t>F1. Verify Ticket History Dialog Access and Loading</w:t>
       </w:r>
     </w:p>
     <w:p>
@@ -81,7 +66,7 @@
     <w:p>
       <w:pPr>
         <w:spacing w:before="0" w:after="40"/>
-        <w:ind w:left="360" w:hanging="240"/>
+        <w:ind w:left="1080" w:hanging="240"/>
       </w:pPr>
       <w:r>
         <w:rPr>
@@ -91,13 +76,13 @@
           <w:sz w:val="20"/>
           <w:u w:val="none"/>
         </w:rPr>
-        <w:t>1. KDS client is running and at least one ticket exists on the KDS screen.</w:t>
+        <w:t>1. KDS client is running and tickets are displayed</w:t>
       </w:r>
     </w:p>
     <w:p>
       <w:pPr>
         <w:spacing w:before="0" w:after="40"/>
-        <w:ind w:left="360" w:hanging="240"/>
+        <w:ind w:left="1080" w:hanging="240"/>
       </w:pPr>
       <w:r>
         <w:rPr>
@@ -107,7 +92,7 @@
           <w:sz w:val="20"/>
           <w:u w:val="none"/>
         </w:rPr>
-        <w:t>2. The user has access to the KDS client.</w:t>
+        <w:t>2. At least one ticket exists on the KDS</w:t>
       </w:r>
     </w:p>
     <w:p>
@@ -128,7 +113,7 @@
     <w:p>
       <w:pPr>
         <w:spacing w:before="0" w:after="40"/>
-        <w:ind w:left="360" w:hanging="240"/>
+        <w:ind w:left="1080" w:hanging="240"/>
       </w:pPr>
       <w:r>
         <w:rPr>
@@ -138,13 +123,13 @@
           <w:sz w:val="20"/>
           <w:u w:val="none"/>
         </w:rPr>
-        <w:t>1. Open the KDS client and locate an existing ticket on the screen.</w:t>
+        <w:t>1. Select a ticket on the KDS client</w:t>
       </w:r>
     </w:p>
     <w:p>
       <w:pPr>
         <w:spacing w:before="0" w:after="40"/>
-        <w:ind w:left="360" w:hanging="240"/>
+        <w:ind w:left="1080" w:hanging="240"/>
       </w:pPr>
       <w:r>
         <w:rPr>
@@ -154,39 +139,7 @@
           <w:sz w:val="20"/>
           <w:u w:val="none"/>
         </w:rPr>
-        <w:t>2. On the top right corner of the ticket, verify the hamburger icon button is displayed.</w:t>
-      </w:r>
-    </w:p>
-    <w:p>
-      <w:pPr>
-        <w:spacing w:before="0" w:after="40"/>
-        <w:ind w:left="360" w:hanging="240"/>
-      </w:pPr>
-      <w:r>
-        <w:rPr>
-          <w:rFonts w:ascii="Arial" w:hAnsi="Arial" w:eastAsia="Arial" w:cs="Arial"/>
-          <w:b w:val="0"/>
-          <w:color w:val="000000"/>
-          <w:sz w:val="20"/>
-          <w:u w:val="none"/>
-        </w:rPr>
-        <w:t>3. Click the hamburger icon button.</w:t>
-      </w:r>
-    </w:p>
-    <w:p>
-      <w:pPr>
-        <w:spacing w:before="0" w:after="40"/>
-        <w:ind w:left="360" w:hanging="240"/>
-      </w:pPr>
-      <w:r>
-        <w:rPr>
-          <w:rFonts w:ascii="Arial" w:hAnsi="Arial" w:eastAsia="Arial" w:cs="Arial"/>
-          <w:b w:val="0"/>
-          <w:color w:val="000000"/>
-          <w:sz w:val="20"/>
-          <w:u w:val="none"/>
-        </w:rPr>
-        <w:t>4. Observe the ticket history dialog opening.</w:t>
+        <w:t>2. Click the hamburger icon button at the top right corner of the ticket</w:t>
       </w:r>
     </w:p>
     <w:p>
@@ -207,7 +160,7 @@
     <w:p>
       <w:pPr>
         <w:spacing w:before="0" w:after="40"/>
-        <w:ind w:left="360" w:hanging="240"/>
+        <w:ind w:left="1080" w:hanging="240"/>
       </w:pPr>
       <w:r>
         <w:rPr>
@@ -217,13 +170,13 @@
           <w:sz w:val="20"/>
           <w:u w:val="none"/>
         </w:rPr>
-        <w:t>1. The hamburger icon button is visible on the top right corner of the ticket.</w:t>
+        <w:t>1. The ticket history dialog opens</w:t>
       </w:r>
     </w:p>
     <w:p>
       <w:pPr>
         <w:spacing w:before="0" w:after="40"/>
-        <w:ind w:left="360" w:hanging="240"/>
+        <w:ind w:left="1080" w:hanging="240"/>
       </w:pPr>
       <w:r>
         <w:rPr>
@@ -233,13 +186,13 @@
           <w:sz w:val="20"/>
           <w:u w:val="none"/>
         </w:rPr>
-        <w:t>2. Clicking the button opens the ticket history dialog.</w:t>
+        <w:t>2. A loading skeleton is shown while the history API is being called and the full response is pending</w:t>
       </w:r>
     </w:p>
     <w:p>
       <w:pPr>
         <w:spacing w:before="0" w:after="40"/>
-        <w:ind w:left="360" w:hanging="240"/>
+        <w:ind w:left="1080" w:hanging="240"/>
       </w:pPr>
       <w:r>
         <w:rPr>
@@ -249,7 +202,22 @@
           <w:sz w:val="20"/>
           <w:u w:val="none"/>
         </w:rPr>
-        <w:t>3. The dialog shows the ticket history content for the selected ticket.</w:t>
+        <w:t>3. After the response returns, the loading skeleton is replaced by the ticket history content</w:t>
+      </w:r>
+    </w:p>
+    <w:p>
+      <w:pPr>
+        <w:spacing w:before="160" w:after="80"/>
+      </w:pPr>
+      <w:r>
+        <w:rPr>
+          <w:rFonts w:ascii="Arial" w:hAnsi="Arial" w:eastAsia="Arial" w:cs="Arial"/>
+          <w:b/>
+          <w:color w:val="001EFF"/>
+          <w:sz w:val="24"/>
+          <w:u w:val="none"/>
+        </w:rPr>
+        <w:t>F2. Timeline Display</w:t>
       </w:r>
     </w:p>
     <w:p>
@@ -264,7 +232,7 @@
           <w:sz w:val="22"/>
           <w:u w:val="none"/>
         </w:rPr>
-        <w:t>1.2.Loading skeleton shown while calling the ticket history API</w:t>
+        <w:t>F2.1. History Entries Displayed in Chronological Order with Latest on Top</w:t>
       </w:r>
     </w:p>
     <w:p>
@@ -285,7 +253,7 @@
     <w:p>
       <w:pPr>
         <w:spacing w:before="0" w:after="40"/>
-        <w:ind w:left="360" w:hanging="240"/>
+        <w:ind w:left="1080" w:hanging="240"/>
       </w:pPr>
       <w:r>
         <w:rPr>
@@ -295,23 +263,7 @@
           <w:sz w:val="20"/>
           <w:u w:val="none"/>
         </w:rPr>
-        <w:t>1. KDS client is running and at least one ticket exists on the KDS screen.</w:t>
-      </w:r>
-    </w:p>
-    <w:p>
-      <w:pPr>
-        <w:spacing w:before="0" w:after="40"/>
-        <w:ind w:left="360" w:hanging="240"/>
-      </w:pPr>
-      <w:r>
-        <w:rPr>
-          <w:rFonts w:ascii="Arial" w:hAnsi="Arial" w:eastAsia="Arial" w:cs="Arial"/>
-          <w:b w:val="0"/>
-          <w:color w:val="000000"/>
-          <w:sz w:val="20"/>
-          <w:u w:val="none"/>
-        </w:rPr>
-        <w:t>2. Network or backend latency is observable (or use a ticket with a large history).</w:t>
+        <w:t>1. A ticket has multiple recorded actions performed at different times</w:t>
       </w:r>
     </w:p>
     <w:p>
@@ -332,7 +284,7 @@
     <w:p>
       <w:pPr>
         <w:spacing w:before="0" w:after="40"/>
-        <w:ind w:left="360" w:hanging="240"/>
+        <w:ind w:left="1080" w:hanging="240"/>
       </w:pPr>
       <w:r>
         <w:rPr>
@@ -342,13 +294,13 @@
           <w:sz w:val="20"/>
           <w:u w:val="none"/>
         </w:rPr>
-        <w:t>1. Open the KDS client and select a ticket.</w:t>
+        <w:t>1. Open the ticket history dialog for the ticket</w:t>
       </w:r>
     </w:p>
     <w:p>
       <w:pPr>
         <w:spacing w:before="0" w:after="40"/>
-        <w:ind w:left="360" w:hanging="240"/>
+        <w:ind w:left="1080" w:hanging="240"/>
       </w:pPr>
       <w:r>
         <w:rPr>
@@ -358,39 +310,7 @@
           <w:sz w:val="20"/>
           <w:u w:val="none"/>
         </w:rPr>
-        <w:t>2. Click the hamburger icon button to open the ticket history dialog.</w:t>
-      </w:r>
-    </w:p>
-    <w:p>
-      <w:pPr>
-        <w:spacing w:before="0" w:after="40"/>
-        <w:ind w:left="360" w:hanging="240"/>
-      </w:pPr>
-      <w:r>
-        <w:rPr>
-          <w:rFonts w:ascii="Arial" w:hAnsi="Arial" w:eastAsia="Arial" w:cs="Arial"/>
-          <w:b w:val="0"/>
-          <w:color w:val="000000"/>
-          <w:sz w:val="20"/>
-          <w:u w:val="none"/>
-        </w:rPr>
-        <w:t>3. Observe the dialog content immediately after clicking and while waiting for the API response.</w:t>
-      </w:r>
-    </w:p>
-    <w:p>
-      <w:pPr>
-        <w:spacing w:before="0" w:after="40"/>
-        <w:ind w:left="360" w:hanging="240"/>
-      </w:pPr>
-      <w:r>
-        <w:rPr>
-          <w:rFonts w:ascii="Arial" w:hAnsi="Arial" w:eastAsia="Arial" w:cs="Arial"/>
-          <w:b w:val="0"/>
-          <w:color w:val="000000"/>
-          <w:sz w:val="20"/>
-          <w:u w:val="none"/>
-        </w:rPr>
-        <w:t>4. Wait for the API response to complete.</w:t>
+        <w:t>2. Review the order of the history entries</w:t>
       </w:r>
     </w:p>
     <w:p>
@@ -411,7 +331,7 @@
     <w:p>
       <w:pPr>
         <w:spacing w:before="0" w:after="40"/>
-        <w:ind w:left="360" w:hanging="240"/>
+        <w:ind w:left="1080" w:hanging="240"/>
       </w:pPr>
       <w:r>
         <w:rPr>
@@ -421,13 +341,13 @@
           <w:sz w:val="20"/>
           <w:u w:val="none"/>
         </w:rPr>
-        <w:t>1. A loading skeleton is shown in the dialog while the API is being called and the full response has not yet returned.</w:t>
+        <w:t>1. History entries are displayed as a chronological timeline</w:t>
       </w:r>
     </w:p>
     <w:p>
       <w:pPr>
         <w:spacing w:before="0" w:after="40"/>
-        <w:ind w:left="360" w:hanging="240"/>
+        <w:ind w:left="1080" w:hanging="240"/>
       </w:pPr>
       <w:r>
         <w:rPr>
@@ -437,13 +357,13 @@
           <w:sz w:val="20"/>
           <w:u w:val="none"/>
         </w:rPr>
-        <w:t>2. After the full response is received, the loading skeleton is replaced by the ticket history content.</w:t>
+        <w:t>2. The most recently performed action is shown at the top</w:t>
       </w:r>
     </w:p>
     <w:p>
       <w:pPr>
         <w:spacing w:before="0" w:after="40"/>
-        <w:ind w:left="360" w:hanging="240"/>
+        <w:ind w:left="1080" w:hanging="240"/>
       </w:pPr>
       <w:r>
         <w:rPr>
@@ -453,7 +373,7 @@
           <w:sz w:val="20"/>
           <w:u w:val="none"/>
         </w:rPr>
-        <w:t>3. The dialog does not show an empty or broken layout during loading.</w:t>
+        <w:t>3. Earlier actions follow in descending time order</w:t>
       </w:r>
     </w:p>
     <w:p>
@@ -468,7 +388,7 @@
           <w:sz w:val="22"/>
           <w:u w:val="none"/>
         </w:rPr>
-        <w:t>1.3.Ticket history timeline is shown in chronological order with latest on top</w:t>
+        <w:t>F2.2. Each Event Shows Timestamp, Event Type and Related Entry Course Menu</w:t>
       </w:r>
     </w:p>
     <w:p>
@@ -489,7 +409,7 @@
     <w:p>
       <w:pPr>
         <w:spacing w:before="0" w:after="40"/>
-        <w:ind w:left="360" w:hanging="240"/>
+        <w:ind w:left="1080" w:hanging="240"/>
       </w:pPr>
       <w:r>
         <w:rPr>
@@ -499,23 +419,7 @@
           <w:sz w:val="20"/>
           <w:u w:val="none"/>
         </w:rPr>
-        <w:t>1. KDS client is running and a ticket with multiple history events exists.</w:t>
-      </w:r>
-    </w:p>
-    <w:p>
-      <w:pPr>
-        <w:spacing w:before="0" w:after="40"/>
-        <w:ind w:left="360" w:hanging="240"/>
-      </w:pPr>
-      <w:r>
-        <w:rPr>
-          <w:rFonts w:ascii="Arial" w:hAnsi="Arial" w:eastAsia="Arial" w:cs="Arial"/>
-          <w:b w:val="0"/>
-          <w:color w:val="000000"/>
-          <w:sz w:val="20"/>
-          <w:u w:val="none"/>
-        </w:rPr>
-        <w:t>2. The ticket history API is reachable.</w:t>
+        <w:t>1. The ticket history contains events related to entries, courses and menus</w:t>
       </w:r>
     </w:p>
     <w:p>
@@ -536,7 +440,7 @@
     <w:p>
       <w:pPr>
         <w:spacing w:before="0" w:after="40"/>
-        <w:ind w:left="360" w:hanging="240"/>
+        <w:ind w:left="1080" w:hanging="240"/>
       </w:pPr>
       <w:r>
         <w:rPr>
@@ -546,13 +450,13 @@
           <w:sz w:val="20"/>
           <w:u w:val="none"/>
         </w:rPr>
-        <w:t>1. Open the KDS client and select a ticket that has multiple recorded history events.</w:t>
+        <w:t>1. Open the ticket history dialog</w:t>
       </w:r>
     </w:p>
     <w:p>
       <w:pPr>
         <w:spacing w:before="0" w:after="40"/>
-        <w:ind w:left="360" w:hanging="240"/>
+        <w:ind w:left="1080" w:hanging="240"/>
       </w:pPr>
       <w:r>
         <w:rPr>
@@ -562,39 +466,7 @@
           <w:sz w:val="20"/>
           <w:u w:val="none"/>
         </w:rPr>
-        <w:t>2. Click the hamburger icon button to open the ticket history dialog.</w:t>
-      </w:r>
-    </w:p>
-    <w:p>
-      <w:pPr>
-        <w:spacing w:before="0" w:after="40"/>
-        <w:ind w:left="360" w:hanging="240"/>
-      </w:pPr>
-      <w:r>
-        <w:rPr>
-          <w:rFonts w:ascii="Arial" w:hAnsi="Arial" w:eastAsia="Arial" w:cs="Arial"/>
-          <w:b w:val="0"/>
-          <w:color w:val="000000"/>
-          <w:sz w:val="20"/>
-          <w:u w:val="none"/>
-        </w:rPr>
-        <w:t>3. Verify the order of the displayed history entries.</w:t>
-      </w:r>
-    </w:p>
-    <w:p>
-      <w:pPr>
-        <w:spacing w:before="0" w:after="40"/>
-        <w:ind w:left="360" w:hanging="240"/>
-      </w:pPr>
-      <w:r>
-        <w:rPr>
-          <w:rFonts w:ascii="Arial" w:hAnsi="Arial" w:eastAsia="Arial" w:cs="Arial"/>
-          <w:b w:val="0"/>
-          <w:color w:val="000000"/>
-          <w:sz w:val="20"/>
-          <w:u w:val="none"/>
-        </w:rPr>
-        <w:t>4. Compare the timestamps of the entries shown in the dialog.</w:t>
+        <w:t>2. Examine the rows of an event involving an entry and a course or menu</w:t>
       </w:r>
     </w:p>
     <w:p>
@@ -615,7 +487,7 @@
     <w:p>
       <w:pPr>
         <w:spacing w:before="0" w:after="40"/>
-        <w:ind w:left="360" w:hanging="240"/>
+        <w:ind w:left="1080" w:hanging="240"/>
       </w:pPr>
       <w:r>
         <w:rPr>
@@ -625,13 +497,13 @@
           <w:sz w:val="20"/>
           <w:u w:val="none"/>
         </w:rPr>
-        <w:t>1. The ticket history entries are displayed in a chronological timeline.</w:t>
+        <w:t>1. The first row of the ticket event shows the timestamp when the action was performed</w:t>
       </w:r>
     </w:p>
     <w:p>
       <w:pPr>
         <w:spacing w:before="0" w:after="40"/>
-        <w:ind w:left="360" w:hanging="240"/>
+        <w:ind w:left="1080" w:hanging="240"/>
       </w:pPr>
       <w:r>
         <w:rPr>
@@ -641,13 +513,13 @@
           <w:sz w:val="20"/>
           <w:u w:val="none"/>
         </w:rPr>
-        <w:t>2. The latest event is shown on top of the timeline.</w:t>
+        <w:t>2. The second row shows the event type name</w:t>
       </w:r>
     </w:p>
     <w:p>
       <w:pPr>
         <w:spacing w:before="0" w:after="40"/>
-        <w:ind w:left="360" w:hanging="240"/>
+        <w:ind w:left="1080" w:hanging="240"/>
       </w:pPr>
       <w:r>
         <w:rPr>
@@ -657,7 +529,23 @@
           <w:sz w:val="20"/>
           <w:u w:val="none"/>
         </w:rPr>
-        <w:t>3. Earlier events are displayed below in descending order of time.</w:t>
+        <w:t>3. The third row shows the entry, course or menu related to the event</w:t>
+      </w:r>
+    </w:p>
+    <w:p>
+      <w:pPr>
+        <w:spacing w:before="0" w:after="40"/>
+        <w:ind w:left="1080" w:hanging="240"/>
+      </w:pPr>
+      <w:r>
+        <w:rPr>
+          <w:rFonts w:ascii="Arial" w:hAnsi="Arial" w:eastAsia="Arial" w:cs="Arial"/>
+          <w:b w:val="0"/>
+          <w:color w:val="000000"/>
+          <w:sz w:val="20"/>
+          <w:u w:val="none"/>
+        </w:rPr>
+        <w:t>4. When both an entry and a course or menu are involved, the third row is displayed as "{entry name} · {course/menu name}"</w:t>
       </w:r>
     </w:p>
     <w:p>
@@ -672,7 +560,7 @@
           <w:sz w:val="24"/>
           <w:u w:val="none"/>
         </w:rPr>
-        <w:t>2.Ticket and Item Creation Events Logging</w:t>
+        <w:t>F3. POS Originated Action Recording</w:t>
       </w:r>
     </w:p>
     <w:p>
@@ -687,7 +575,7 @@
           <w:sz w:val="22"/>
           <w:u w:val="none"/>
         </w:rPr>
-        <w:t>2.1.Ticket Created event is logged in ticket history</w:t>
+        <w:t>F3.1. Record Ticket and Table Updates Made at POS</w:t>
       </w:r>
     </w:p>
     <w:p>
@@ -708,7 +596,7 @@
     <w:p>
       <w:pPr>
         <w:spacing w:before="0" w:after="40"/>
-        <w:ind w:left="360" w:hanging="240"/>
+        <w:ind w:left="1080" w:hanging="240"/>
       </w:pPr>
       <w:r>
         <w:rPr>
@@ -718,23 +606,7 @@
           <w:sz w:val="20"/>
           <w:u w:val="none"/>
         </w:rPr>
-        <w:t>1. POS client and KDS client are running and connected.</w:t>
-      </w:r>
-    </w:p>
-    <w:p>
-      <w:pPr>
-        <w:spacing w:before="0" w:after="40"/>
-        <w:ind w:left="360" w:hanging="240"/>
-      </w:pPr>
-      <w:r>
-        <w:rPr>
-          <w:rFonts w:ascii="Arial" w:hAnsi="Arial" w:eastAsia="Arial" w:cs="Arial"/>
-          <w:b w:val="0"/>
-          <w:color w:val="000000"/>
-          <w:sz w:val="20"/>
-          <w:u w:val="none"/>
-        </w:rPr>
-        <w:t>2. A new ticket can be created from POS.</w:t>
+        <w:t>1. A ticket has been created and sent to the KDS from POS</w:t>
       </w:r>
     </w:p>
     <w:p>
@@ -755,7 +627,7 @@
     <w:p>
       <w:pPr>
         <w:spacing w:before="0" w:after="40"/>
-        <w:ind w:left="360" w:hanging="240"/>
+        <w:ind w:left="1080" w:hanging="240"/>
       </w:pPr>
       <w:r>
         <w:rPr>
@@ -765,13 +637,13 @@
           <w:sz w:val="20"/>
           <w:u w:val="none"/>
         </w:rPr>
-        <w:t>1. At the POS, create a new ticket/order sent to the kitchen.</w:t>
+        <w:t>1. At POS, update the ticket information, merge tickets and change the table for the check</w:t>
       </w:r>
     </w:p>
     <w:p>
       <w:pPr>
         <w:spacing w:before="0" w:after="40"/>
-        <w:ind w:left="360" w:hanging="240"/>
+        <w:ind w:left="1080" w:hanging="240"/>
       </w:pPr>
       <w:r>
         <w:rPr>
@@ -781,13 +653,13 @@
           <w:sz w:val="20"/>
           <w:u w:val="none"/>
         </w:rPr>
-        <w:t>2. On the KDS client, open the ticket and click the hamburger icon button to open the ticket history dialog.</w:t>
+        <w:t>2. Update the item course and item menu at POS</w:t>
       </w:r>
     </w:p>
     <w:p>
       <w:pPr>
         <w:spacing w:before="0" w:after="40"/>
-        <w:ind w:left="360" w:hanging="240"/>
+        <w:ind w:left="1080" w:hanging="240"/>
       </w:pPr>
       <w:r>
         <w:rPr>
@@ -797,7 +669,7 @@
           <w:sz w:val="20"/>
           <w:u w:val="none"/>
         </w:rPr>
-        <w:t>3. Verify the first event shown in the history.</w:t>
+        <w:t>3. Refresh the ticket history dialog on the KDS</w:t>
       </w:r>
     </w:p>
     <w:p>
@@ -818,7 +690,7 @@
     <w:p>
       <w:pPr>
         <w:spacing w:before="0" w:after="40"/>
-        <w:ind w:left="360" w:hanging="240"/>
+        <w:ind w:left="1080" w:hanging="240"/>
       </w:pPr>
       <w:r>
         <w:rPr>
@@ -828,13 +700,13 @@
           <w:sz w:val="20"/>
           <w:u w:val="none"/>
         </w:rPr>
-        <w:t>1. A "Ticket Created" event is logged in the ticket history.</w:t>
+        <w:t>1. A "Ticket updated (Ticket Information updated) at POS" event is logged</w:t>
       </w:r>
     </w:p>
     <w:p>
       <w:pPr>
         <w:spacing w:before="0" w:after="40"/>
-        <w:ind w:left="360" w:hanging="240"/>
+        <w:ind w:left="1080" w:hanging="240"/>
       </w:pPr>
       <w:r>
         <w:rPr>
@@ -844,13 +716,13 @@
           <w:sz w:val="20"/>
           <w:u w:val="none"/>
         </w:rPr>
-        <w:t>2. The event shows the timestamp when the ticket was created.</w:t>
+        <w:t>2. A "Ticket merged at POS" event and a "Table changed at POS" event are logged</w:t>
       </w:r>
     </w:p>
     <w:p>
       <w:pPr>
         <w:spacing w:before="0" w:after="40"/>
-        <w:ind w:left="360" w:hanging="240"/>
+        <w:ind w:left="1080" w:hanging="240"/>
       </w:pPr>
       <w:r>
         <w:rPr>
@@ -860,7 +732,7 @@
           <w:sz w:val="20"/>
           <w:u w:val="none"/>
         </w:rPr>
-        <w:t>3. The event records the station or system component responsible for the action.</w:t>
+        <w:t>3. "Update course at POS" and "Update menu at POS" events are logged with the correct timestamps</w:t>
       </w:r>
     </w:p>
     <w:p>
@@ -875,7 +747,7 @@
           <w:sz w:val="22"/>
           <w:u w:val="none"/>
         </w:rPr>
-        <w:t>2.2.Item created event is logged in ticket history</w:t>
+        <w:t>F3.2. Record Item Changes Made at POS</w:t>
       </w:r>
     </w:p>
     <w:p>
@@ -896,7 +768,7 @@
     <w:p>
       <w:pPr>
         <w:spacing w:before="0" w:after="40"/>
-        <w:ind w:left="360" w:hanging="240"/>
+        <w:ind w:left="1080" w:hanging="240"/>
       </w:pPr>
       <w:r>
         <w:rPr>
@@ -906,23 +778,7 @@
           <w:sz w:val="20"/>
           <w:u w:val="none"/>
         </w:rPr>
-        <w:t>1. POS client and KDS client are running and connected.</w:t>
-      </w:r>
-    </w:p>
-    <w:p>
-      <w:pPr>
-        <w:spacing w:before="0" w:after="40"/>
-        <w:ind w:left="360" w:hanging="240"/>
-      </w:pPr>
-      <w:r>
-        <w:rPr>
-          <w:rFonts w:ascii="Arial" w:hAnsi="Arial" w:eastAsia="Arial" w:cs="Arial"/>
-          <w:b w:val="0"/>
-          <w:color w:val="000000"/>
-          <w:sz w:val="20"/>
-          <w:u w:val="none"/>
-        </w:rPr>
-        <w:t>2. A ticket has been created on the KDS.</w:t>
+        <w:t>1. A ticket with items is displayed on the KDS</w:t>
       </w:r>
     </w:p>
     <w:p>
@@ -943,7 +799,7 @@
     <w:p>
       <w:pPr>
         <w:spacing w:before="0" w:after="40"/>
-        <w:ind w:left="360" w:hanging="240"/>
+        <w:ind w:left="1080" w:hanging="240"/>
       </w:pPr>
       <w:r>
         <w:rPr>
@@ -953,13 +809,13 @@
           <w:sz w:val="20"/>
           <w:u w:val="none"/>
         </w:rPr>
-        <w:t>1. At the POS, add a new item to an existing ticket and send it to the kitchen.</w:t>
+        <w:t>1. At POS, update item quantity, update item modifiers, update the item and void the item</w:t>
       </w:r>
     </w:p>
     <w:p>
       <w:pPr>
         <w:spacing w:before="0" w:after="40"/>
-        <w:ind w:left="360" w:hanging="240"/>
+        <w:ind w:left="1080" w:hanging="240"/>
       </w:pPr>
       <w:r>
         <w:rPr>
@@ -969,13 +825,13 @@
           <w:sz w:val="20"/>
           <w:u w:val="none"/>
         </w:rPr>
-        <w:t>2. On the KDS client, open the ticket history dialog.</w:t>
+        <w:t>2. Void the ticket at POS</w:t>
       </w:r>
     </w:p>
     <w:p>
       <w:pPr>
         <w:spacing w:before="0" w:after="40"/>
-        <w:ind w:left="360" w:hanging="240"/>
+        <w:ind w:left="1080" w:hanging="240"/>
       </w:pPr>
       <w:r>
         <w:rPr>
@@ -985,7 +841,7 @@
           <w:sz w:val="20"/>
           <w:u w:val="none"/>
         </w:rPr>
-        <w:t>3. Verify the event related to the new item.</w:t>
+        <w:t>3. Open the ticket history dialog</w:t>
       </w:r>
     </w:p>
     <w:p>
@@ -1006,7 +862,7 @@
     <w:p>
       <w:pPr>
         <w:spacing w:before="0" w:after="40"/>
-        <w:ind w:left="360" w:hanging="240"/>
+        <w:ind w:left="1080" w:hanging="240"/>
       </w:pPr>
       <w:r>
         <w:rPr>
@@ -1016,13 +872,13 @@
           <w:sz w:val="20"/>
           <w:u w:val="none"/>
         </w:rPr>
-        <w:t>1. An "Item created" event is logged in the ticket history.</w:t>
+        <w:t>1. "Item quantity updated at POS", "Item modifier updated at POS", "Item updated at POS" and "Item voided at POS" events are recorded</w:t>
       </w:r>
     </w:p>
     <w:p>
       <w:pPr>
         <w:spacing w:before="0" w:after="40"/>
-        <w:ind w:left="360" w:hanging="240"/>
+        <w:ind w:left="1080" w:hanging="240"/>
       </w:pPr>
       <w:r>
         <w:rPr>
@@ -1032,13 +888,13 @@
           <w:sz w:val="20"/>
           <w:u w:val="none"/>
         </w:rPr>
-        <w:t>2. The event shows the timestamp, event type name, and the entry/course/menu related to the item.</w:t>
+        <w:t>2. A "Ticket voided at POS" event is recorded</w:t>
       </w:r>
     </w:p>
     <w:p>
       <w:pPr>
         <w:spacing w:before="0" w:after="40"/>
-        <w:ind w:left="360" w:hanging="240"/>
+        <w:ind w:left="1080" w:hanging="240"/>
       </w:pPr>
       <w:r>
         <w:rPr>
@@ -1048,7 +904,7 @@
           <w:sz w:val="20"/>
           <w:u w:val="none"/>
         </w:rPr>
-        <w:t>3. The station or system component responsible is recorded.</w:t>
+        <w:t>3. Each event stores its own timestamp and the POS station responsible for the action</w:t>
       </w:r>
     </w:p>
     <w:p>
@@ -1063,7 +919,7 @@
           <w:sz w:val="22"/>
           <w:u w:val="none"/>
         </w:rPr>
-        <w:t>2.3.Item course created and Item menu created events are logged</w:t>
+        <w:t>F3.3. Record Rush Item and Pantry Messages Made at POS</w:t>
       </w:r>
     </w:p>
     <w:p>
@@ -1084,7 +940,7 @@
     <w:p>
       <w:pPr>
         <w:spacing w:before="0" w:after="40"/>
-        <w:ind w:left="360" w:hanging="240"/>
+        <w:ind w:left="1080" w:hanging="240"/>
       </w:pPr>
       <w:r>
         <w:rPr>
@@ -1094,23 +950,7 @@
           <w:sz w:val="20"/>
           <w:u w:val="none"/>
         </w:rPr>
-        <w:t>1. POS client and KDS client are running and connected.</w:t>
-      </w:r>
-    </w:p>
-    <w:p>
-      <w:pPr>
-        <w:spacing w:before="0" w:after="40"/>
-        <w:ind w:left="360" w:hanging="240"/>
-      </w:pPr>
-      <w:r>
-        <w:rPr>
-          <w:rFonts w:ascii="Arial" w:hAnsi="Arial" w:eastAsia="Arial" w:cs="Arial"/>
-          <w:b w:val="0"/>
-          <w:color w:val="000000"/>
-          <w:sz w:val="20"/>
-          <w:u w:val="none"/>
-        </w:rPr>
-        <w:t>2. A menu/course structure is configured so items are sent with course or menu information.</w:t>
+        <w:t>1. A ticket with items is displayed on the KDS</w:t>
       </w:r>
     </w:p>
     <w:p>
@@ -1131,7 +971,7 @@
     <w:p>
       <w:pPr>
         <w:spacing w:before="0" w:after="40"/>
-        <w:ind w:left="360" w:hanging="240"/>
+        <w:ind w:left="1080" w:hanging="240"/>
       </w:pPr>
       <w:r>
         <w:rPr>
@@ -1141,13 +981,13 @@
           <w:sz w:val="20"/>
           <w:u w:val="none"/>
         </w:rPr>
-        <w:t>1. At the POS, create an item that is assigned to a course and/or menu, then send it to the kitchen.</w:t>
+        <w:t>1. At POS, mark an item as rush</w:t>
       </w:r>
     </w:p>
     <w:p>
       <w:pPr>
         <w:spacing w:before="0" w:after="40"/>
-        <w:ind w:left="360" w:hanging="240"/>
+        <w:ind w:left="1080" w:hanging="240"/>
       </w:pPr>
       <w:r>
         <w:rPr>
@@ -1157,13 +997,13 @@
           <w:sz w:val="20"/>
           <w:u w:val="none"/>
         </w:rPr>
-        <w:t>2. On the KDS client, open the ticket history dialog.</w:t>
+        <w:t>2. Add a pantry message to an item and add a pantry message to the ticket</w:t>
       </w:r>
     </w:p>
     <w:p>
       <w:pPr>
         <w:spacing w:before="0" w:after="40"/>
-        <w:ind w:left="360" w:hanging="240"/>
+        <w:ind w:left="1080" w:hanging="240"/>
       </w:pPr>
       <w:r>
         <w:rPr>
@@ -1173,7 +1013,7 @@
           <w:sz w:val="20"/>
           <w:u w:val="none"/>
         </w:rPr>
-        <w:t>3. Verify the events for course creation and menu creation.</w:t>
+        <w:t>3. Open the ticket history dialog</w:t>
       </w:r>
     </w:p>
     <w:p>
@@ -1194,7 +1034,7 @@
     <w:p>
       <w:pPr>
         <w:spacing w:before="0" w:after="40"/>
-        <w:ind w:left="360" w:hanging="240"/>
+        <w:ind w:left="1080" w:hanging="240"/>
       </w:pPr>
       <w:r>
         <w:rPr>
@@ -1204,13 +1044,13 @@
           <w:sz w:val="20"/>
           <w:u w:val="none"/>
         </w:rPr>
-        <w:t>1. An "Item course created" event is logged when the item is associated with a course.</w:t>
+        <w:t>1. A "Rush item at POS" event is recorded for the rushed item</w:t>
       </w:r>
     </w:p>
     <w:p>
       <w:pPr>
         <w:spacing w:before="0" w:after="40"/>
-        <w:ind w:left="360" w:hanging="240"/>
+        <w:ind w:left="1080" w:hanging="240"/>
       </w:pPr>
       <w:r>
         <w:rPr>
@@ -1220,13 +1060,13 @@
           <w:sz w:val="20"/>
           <w:u w:val="none"/>
         </w:rPr>
-        <w:t>2. An "Item menu created" event is logged when the item is associated with a menu.</w:t>
+        <w:t>2. A "Pantry message created to item at POS" event is recorded with the related item</w:t>
       </w:r>
     </w:p>
     <w:p>
       <w:pPr>
         <w:spacing w:before="0" w:after="40"/>
-        <w:ind w:left="360" w:hanging="240"/>
+        <w:ind w:left="1080" w:hanging="240"/>
       </w:pPr>
       <w:r>
         <w:rPr>
@@ -1236,7 +1076,7 @@
           <w:sz w:val="20"/>
           <w:u w:val="none"/>
         </w:rPr>
-        <w:t>3. Both events show the timestamp, event type name, and the relevant entry/course/menu information.</w:t>
+        <w:t>3. A "Pantry message created to the ticket at POS" event is recorded at ticket level</w:t>
       </w:r>
     </w:p>
     <w:p>
@@ -1251,7 +1091,7 @@
           <w:sz w:val="24"/>
           <w:u w:val="none"/>
         </w:rPr>
-        <w:t>3.Item Update Events from POS</w:t>
+        <w:t>F4. KDS Originated Action Recording</w:t>
       </w:r>
     </w:p>
     <w:p>
@@ -1266,7 +1106,7 @@
           <w:sz w:val="22"/>
           <w:u w:val="none"/>
         </w:rPr>
-        <w:t>3.1.Item quantity updated at POS is logged</w:t>
+        <w:t>F4.1. Record Addon Item Creation and Void</w:t>
       </w:r>
     </w:p>
     <w:p>
@@ -1287,7 +1127,7 @@
     <w:p>
       <w:pPr>
         <w:spacing w:before="0" w:after="40"/>
-        <w:ind w:left="360" w:hanging="240"/>
+        <w:ind w:left="1080" w:hanging="240"/>
       </w:pPr>
       <w:r>
         <w:rPr>
@@ -1297,23 +1137,7 @@
           <w:sz w:val="20"/>
           <w:u w:val="none"/>
         </w:rPr>
-        <w:t>1. POS client and KDS client are running and connected.</w:t>
-      </w:r>
-    </w:p>
-    <w:p>
-      <w:pPr>
-        <w:spacing w:before="0" w:after="40"/>
-        <w:ind w:left="360" w:hanging="240"/>
-      </w:pPr>
-      <w:r>
-        <w:rPr>
-          <w:rFonts w:ascii="Arial" w:hAnsi="Arial" w:eastAsia="Arial" w:cs="Arial"/>
-          <w:b w:val="0"/>
-          <w:color w:val="000000"/>
-          <w:sz w:val="20"/>
-          <w:u w:val="none"/>
-        </w:rPr>
-        <w:t>2. An item has already been sent to the kitchen (fired) on an existing ticket.</w:t>
+        <w:t>1. An item has already been fired to the kitchen on a ticket</w:t>
       </w:r>
     </w:p>
     <w:p>
@@ -1334,7 +1158,7 @@
     <w:p>
       <w:pPr>
         <w:spacing w:before="0" w:after="40"/>
-        <w:ind w:left="360" w:hanging="240"/>
+        <w:ind w:left="1080" w:hanging="240"/>
       </w:pPr>
       <w:r>
         <w:rPr>
@@ -1344,13 +1168,13 @@
           <w:sz w:val="20"/>
           <w:u w:val="none"/>
         </w:rPr>
-        <w:t>1. At the POS, update the quantity of the fired item (increase or decrease).</w:t>
+        <w:t>1. At POS, increase the quantity of the fired item</w:t>
       </w:r>
     </w:p>
     <w:p>
       <w:pPr>
         <w:spacing w:before="0" w:after="40"/>
-        <w:ind w:left="360" w:hanging="240"/>
+        <w:ind w:left="1080" w:hanging="240"/>
       </w:pPr>
       <w:r>
         <w:rPr>
@@ -1360,13 +1184,13 @@
           <w:sz w:val="20"/>
           <w:u w:val="none"/>
         </w:rPr>
-        <w:t>2. On the KDS client, open the ticket history dialog.</w:t>
+        <w:t>2. Observe the automatic addon item on the KDS</w:t>
       </w:r>
     </w:p>
     <w:p>
       <w:pPr>
         <w:spacing w:before="0" w:after="40"/>
-        <w:ind w:left="360" w:hanging="240"/>
+        <w:ind w:left="1080" w:hanging="240"/>
       </w:pPr>
       <w:r>
         <w:rPr>
@@ -1376,7 +1200,23 @@
           <w:sz w:val="20"/>
           <w:u w:val="none"/>
         </w:rPr>
-        <w:t>3. Verify the event related to the quantity update.</w:t>
+        <w:t>3. At POS, reduce the item quantity to zero</w:t>
+      </w:r>
+    </w:p>
+    <w:p>
+      <w:pPr>
+        <w:spacing w:before="0" w:after="40"/>
+        <w:ind w:left="1080" w:hanging="240"/>
+      </w:pPr>
+      <w:r>
+        <w:rPr>
+          <w:rFonts w:ascii="Arial" w:hAnsi="Arial" w:eastAsia="Arial" w:cs="Arial"/>
+          <w:b w:val="0"/>
+          <w:color w:val="000000"/>
+          <w:sz w:val="20"/>
+          <w:u w:val="none"/>
+        </w:rPr>
+        <w:t>4. Open the ticket history dialog</w:t>
       </w:r>
     </w:p>
     <w:p>
@@ -1397,7 +1237,7 @@
     <w:p>
       <w:pPr>
         <w:spacing w:before="0" w:after="40"/>
-        <w:ind w:left="360" w:hanging="240"/>
+        <w:ind w:left="1080" w:hanging="240"/>
       </w:pPr>
       <w:r>
         <w:rPr>
@@ -1407,13 +1247,13 @@
           <w:sz w:val="20"/>
           <w:u w:val="none"/>
         </w:rPr>
-        <w:t>1. An "Item quantity updated at POS" event is logged in the ticket history.</w:t>
+        <w:t>1. The KDS automatically generates an addon item for the additional quantity and an "Addon Item created at KDS" event is logged</w:t>
       </w:r>
     </w:p>
     <w:p>
       <w:pPr>
         <w:spacing w:before="0" w:after="40"/>
-        <w:ind w:left="360" w:hanging="240"/>
+        <w:ind w:left="1080" w:hanging="240"/>
       </w:pPr>
       <w:r>
         <w:rPr>
@@ -1423,13 +1263,13 @@
           <w:sz w:val="20"/>
           <w:u w:val="none"/>
         </w:rPr>
-        <w:t>2. The event shows the timestamp and the affected entry.</w:t>
+        <w:t>2. Reducing the quantity to zero automatically voids the associated addon item and an "Addon Item void at KDS" event is logged</w:t>
       </w:r>
     </w:p>
     <w:p>
       <w:pPr>
         <w:spacing w:before="0" w:after="40"/>
-        <w:ind w:left="360" w:hanging="240"/>
+        <w:ind w:left="1080" w:hanging="240"/>
       </w:pPr>
       <w:r>
         <w:rPr>
@@ -1439,7 +1279,7 @@
           <w:sz w:val="20"/>
           <w:u w:val="none"/>
         </w:rPr>
-        <w:t>3. The station or system component responsible for the update is recorded.</w:t>
+        <w:t>3. Both events show the performing KDS station or system component and timestamps</w:t>
       </w:r>
     </w:p>
     <w:p>
@@ -1454,7 +1294,7 @@
           <w:sz w:val="22"/>
           <w:u w:val="none"/>
         </w:rPr>
-        <w:t>3.2.Item updated, item voided, and item modifier updated at POS are logged</w:t>
+        <w:t>F4.2. Record Ticket Finish and Processing Status Updates</w:t>
       </w:r>
     </w:p>
     <w:p>
@@ -1475,7 +1315,7 @@
     <w:p>
       <w:pPr>
         <w:spacing w:before="0" w:after="40"/>
-        <w:ind w:left="360" w:hanging="240"/>
+        <w:ind w:left="1080" w:hanging="240"/>
       </w:pPr>
       <w:r>
         <w:rPr>
@@ -1485,23 +1325,7 @@
           <w:sz w:val="20"/>
           <w:u w:val="none"/>
         </w:rPr>
-        <w:t>1. POS client and KDS client are running and connected.</w:t>
-      </w:r>
-    </w:p>
-    <w:p>
-      <w:pPr>
-        <w:spacing w:before="0" w:after="40"/>
-        <w:ind w:left="360" w:hanging="240"/>
-      </w:pPr>
-      <w:r>
-        <w:rPr>
-          <w:rFonts w:ascii="Arial" w:hAnsi="Arial" w:eastAsia="Arial" w:cs="Arial"/>
-          <w:b w:val="0"/>
-          <w:color w:val="000000"/>
-          <w:sz w:val="20"/>
-          <w:u w:val="none"/>
-        </w:rPr>
-        <w:t>2. An item with modifiers exists on a ticket sent to the kitchen.</w:t>
+        <w:t>1. A ticket with items and courses is active on the KDS</w:t>
       </w:r>
     </w:p>
     <w:p>
@@ -1522,7 +1346,7 @@
     <w:p>
       <w:pPr>
         <w:spacing w:before="0" w:after="40"/>
-        <w:ind w:left="360" w:hanging="240"/>
+        <w:ind w:left="1080" w:hanging="240"/>
       </w:pPr>
       <w:r>
         <w:rPr>
@@ -1532,13 +1356,13 @@
           <w:sz w:val="20"/>
           <w:u w:val="none"/>
         </w:rPr>
-        <w:t>1. At the POS, update the item (e.g., change item details), then void the item, and update a modifier on another item.</w:t>
+        <w:t>1. Update item processing status on the KDS, including addon item processing status</w:t>
       </w:r>
     </w:p>
     <w:p>
       <w:pPr>
         <w:spacing w:before="0" w:after="40"/>
-        <w:ind w:left="360" w:hanging="240"/>
+        <w:ind w:left="1080" w:hanging="240"/>
       </w:pPr>
       <w:r>
         <w:rPr>
@@ -1548,13 +1372,13 @@
           <w:sz w:val="20"/>
           <w:u w:val="none"/>
         </w:rPr>
-        <w:t>2. On the KDS client, open the ticket history dialog.</w:t>
+        <w:t>2. Update processing status by course</w:t>
       </w:r>
     </w:p>
     <w:p>
       <w:pPr>
         <w:spacing w:before="0" w:after="40"/>
-        <w:ind w:left="360" w:hanging="240"/>
+        <w:ind w:left="1080" w:hanging="240"/>
       </w:pPr>
       <w:r>
         <w:rPr>
@@ -1564,7 +1388,23 @@
           <w:sz w:val="20"/>
           <w:u w:val="none"/>
         </w:rPr>
-        <w:t>3. Verify the events for the item update, item void, and modifier update.</w:t>
+        <w:t>3. Mark the ticket as finished</w:t>
+      </w:r>
+    </w:p>
+    <w:p>
+      <w:pPr>
+        <w:spacing w:before="0" w:after="40"/>
+        <w:ind w:left="1080" w:hanging="240"/>
+      </w:pPr>
+      <w:r>
+        <w:rPr>
+          <w:rFonts w:ascii="Arial" w:hAnsi="Arial" w:eastAsia="Arial" w:cs="Arial"/>
+          <w:b w:val="0"/>
+          <w:color w:val="000000"/>
+          <w:sz w:val="20"/>
+          <w:u w:val="none"/>
+        </w:rPr>
+        <w:t>4. Open the ticket history dialog</w:t>
       </w:r>
     </w:p>
     <w:p>
@@ -1585,7 +1425,7 @@
     <w:p>
       <w:pPr>
         <w:spacing w:before="0" w:after="40"/>
-        <w:ind w:left="360" w:hanging="240"/>
+        <w:ind w:left="1080" w:hanging="240"/>
       </w:pPr>
       <w:r>
         <w:rPr>
@@ -1595,13 +1435,13 @@
           <w:sz w:val="20"/>
           <w:u w:val="none"/>
         </w:rPr>
-        <w:t>1. An "Item updated at POS" event is logged when the item is updated.</w:t>
+        <w:t>1. "Item processing status updated at KDS", "Addon item processing status updated at KDS" and "Item processing status updated by course" events are recorded</w:t>
       </w:r>
     </w:p>
     <w:p>
       <w:pPr>
         <w:spacing w:before="0" w:after="40"/>
-        <w:ind w:left="360" w:hanging="240"/>
+        <w:ind w:left="1080" w:hanging="240"/>
       </w:pPr>
       <w:r>
         <w:rPr>
@@ -1611,13 +1451,13 @@
           <w:sz w:val="20"/>
           <w:u w:val="none"/>
         </w:rPr>
-        <w:t>2. An "Item voided at POS" event is logged when the item is voided.</w:t>
+        <w:t>2. A "Ticket marked as finished at KDS" event is recorded</w:t>
       </w:r>
     </w:p>
     <w:p>
       <w:pPr>
         <w:spacing w:before="0" w:after="40"/>
-        <w:ind w:left="360" w:hanging="240"/>
+        <w:ind w:left="1080" w:hanging="240"/>
       </w:pPr>
       <w:r>
         <w:rPr>
@@ -1627,38 +1467,22 @@
           <w:sz w:val="20"/>
           <w:u w:val="none"/>
         </w:rPr>
-        <w:t>3. An "Item modifier updated at POS" event is logged when the modifier is updated.</w:t>
+        <w:t>3. Ticket creation and item, item course and item menu creation events are present from the start of the ticket</w:t>
       </w:r>
     </w:p>
     <w:p>
       <w:pPr>
-        <w:spacing w:before="0" w:after="40"/>
-        <w:ind w:left="360" w:hanging="240"/>
-      </w:pPr>
-      <w:r>
-        <w:rPr>
-          <w:rFonts w:ascii="Arial" w:hAnsi="Arial" w:eastAsia="Arial" w:cs="Arial"/>
-          <w:b w:val="0"/>
-          <w:color w:val="000000"/>
-          <w:sz w:val="20"/>
-          <w:u w:val="none"/>
-        </w:rPr>
-        <w:t>4. Each event shows the timestamp, event type name, and the relevant entry.</w:t>
-      </w:r>
-    </w:p>
-    <w:p>
-      <w:pPr>
-        <w:spacing w:before="120" w:after="60"/>
+        <w:spacing w:before="160" w:after="80"/>
       </w:pPr>
       <w:r>
         <w:rPr>
           <w:rFonts w:ascii="Arial" w:hAnsi="Arial" w:eastAsia="Arial" w:cs="Arial"/>
           <w:b/>
           <w:color w:val="001EFF"/>
-          <w:sz w:val="22"/>
+          <w:sz w:val="24"/>
           <w:u w:val="none"/>
         </w:rPr>
-        <w:t>3.3.Item menu updated and item course updated at POS are logged</w:t>
+        <w:t>F5. Verify Timestamp and Station or System Component for Every Action</w:t>
       </w:r>
     </w:p>
     <w:p>
@@ -1679,7 +1503,7 @@
     <w:p>
       <w:pPr>
         <w:spacing w:before="0" w:after="40"/>
-        <w:ind w:left="360" w:hanging="240"/>
+        <w:ind w:left="1080" w:hanging="240"/>
       </w:pPr>
       <w:r>
         <w:rPr>
@@ -1689,23 +1513,7 @@
           <w:sz w:val="20"/>
           <w:u w:val="none"/>
         </w:rPr>
-        <w:t>1. POS client and KDS client are running and connected.</w:t>
-      </w:r>
-    </w:p>
-    <w:p>
-      <w:pPr>
-        <w:spacing w:before="0" w:after="40"/>
-        <w:ind w:left="360" w:hanging="240"/>
-      </w:pPr>
-      <w:r>
-        <w:rPr>
-          <w:rFonts w:ascii="Arial" w:hAnsi="Arial" w:eastAsia="Arial" w:cs="Arial"/>
-          <w:b w:val="0"/>
-          <w:color w:val="000000"/>
-          <w:sz w:val="20"/>
-          <w:u w:val="none"/>
-        </w:rPr>
-        <w:t>2. An item assigned to a course and/or menu exists on a ticket sent to the kitchen.</w:t>
+        <w:t>1. Actions have been performed on the same ticket from multiple POS stations and KDS devices</w:t>
       </w:r>
     </w:p>
     <w:p>
@@ -1726,7 +1534,7 @@
     <w:p>
       <w:pPr>
         <w:spacing w:before="0" w:after="40"/>
-        <w:ind w:left="360" w:hanging="240"/>
+        <w:ind w:left="1080" w:hanging="240"/>
       </w:pPr>
       <w:r>
         <w:rPr>
@@ -1736,13 +1544,13 @@
           <w:sz w:val="20"/>
           <w:u w:val="none"/>
         </w:rPr>
-        <w:t>1. At the POS, update the menu and the course of the item.</w:t>
+        <w:t>1. Open the ticket history dialog</w:t>
       </w:r>
     </w:p>
     <w:p>
       <w:pPr>
         <w:spacing w:before="0" w:after="40"/>
-        <w:ind w:left="360" w:hanging="240"/>
+        <w:ind w:left="1080" w:hanging="240"/>
       </w:pPr>
       <w:r>
         <w:rPr>
@@ -1752,23 +1560,7 @@
           <w:sz w:val="20"/>
           <w:u w:val="none"/>
         </w:rPr>
-        <w:t>2. On the KDS client, open the ticket history dialog.</w:t>
-      </w:r>
-    </w:p>
-    <w:p>
-      <w:pPr>
-        <w:spacing w:before="0" w:after="40"/>
-        <w:ind w:left="360" w:hanging="240"/>
-      </w:pPr>
-      <w:r>
-        <w:rPr>
-          <w:rFonts w:ascii="Arial" w:hAnsi="Arial" w:eastAsia="Arial" w:cs="Arial"/>
-          <w:b w:val="0"/>
-          <w:color w:val="000000"/>
-          <w:sz w:val="20"/>
-          <w:u w:val="none"/>
-        </w:rPr>
-        <w:t>3. Verify the events for the menu update and course update.</w:t>
+        <w:t>2. Compare entries generated from POS and from KDS</w:t>
       </w:r>
     </w:p>
     <w:p>
@@ -1789,7 +1581,7 @@
     <w:p>
       <w:pPr>
         <w:spacing w:before="0" w:after="40"/>
-        <w:ind w:left="360" w:hanging="240"/>
+        <w:ind w:left="1080" w:hanging="240"/>
       </w:pPr>
       <w:r>
         <w:rPr>
@@ -1799,13 +1591,13 @@
           <w:sz w:val="20"/>
           <w:u w:val="none"/>
         </w:rPr>
-        <w:t>1. An "Item menu updated at POS" event is logged when the menu is changed.</w:t>
+        <w:t>1. Every recorded action carries the timestamp at which it was performed</w:t>
       </w:r>
     </w:p>
     <w:p>
       <w:pPr>
         <w:spacing w:before="0" w:after="40"/>
-        <w:ind w:left="360" w:hanging="240"/>
+        <w:ind w:left="1080" w:hanging="240"/>
       </w:pPr>
       <w:r>
         <w:rPr>
@@ -1815,13 +1607,13 @@
           <w:sz w:val="20"/>
           <w:u w:val="none"/>
         </w:rPr>
-        <w:t>2. An "Item course updated at POS" event is logged when the course is changed.</w:t>
+        <w:t>2. Every recorded action identifies the station or system component responsible</w:t>
       </w:r>
     </w:p>
     <w:p>
       <w:pPr>
         <w:spacing w:before="0" w:after="40"/>
-        <w:ind w:left="360" w:hanging="240"/>
+        <w:ind w:left="1080" w:hanging="240"/>
       </w:pPr>
       <w:r>
         <w:rPr>
@@ -1831,2746 +1623,7 @@
           <w:sz w:val="20"/>
           <w:u w:val="none"/>
         </w:rPr>
-        <w:t>3. Both events show the timestamp, event type name, and the relevant entry/course/menu information.</w:t>
-      </w:r>
-    </w:p>
-    <w:p>
-      <w:pPr>
-        <w:spacing w:before="160" w:after="80"/>
-      </w:pPr>
-      <w:r>
-        <w:rPr>
-          <w:rFonts w:ascii="Arial" w:hAnsi="Arial" w:eastAsia="Arial" w:cs="Arial"/>
-          <w:b/>
-          <w:color w:val="001EFF"/>
-          <w:sz w:val="24"/>
-          <w:u w:val="none"/>
-        </w:rPr>
-        <w:t>4.Addon Item Events at KDS</w:t>
-      </w:r>
-    </w:p>
-    <w:p>
-      <w:pPr>
-        <w:spacing w:before="120" w:after="60"/>
-      </w:pPr>
-      <w:r>
-        <w:rPr>
-          <w:rFonts w:ascii="Arial" w:hAnsi="Arial" w:eastAsia="Arial" w:cs="Arial"/>
-          <w:b/>
-          <w:color w:val="001EFF"/>
-          <w:sz w:val="22"/>
-          <w:u w:val="none"/>
-        </w:rPr>
-        <w:t>4.1.Addon Item created at KDS when item quantity is increased at POS</w:t>
-      </w:r>
-    </w:p>
-    <w:p>
-      <w:pPr>
-        <w:spacing w:before="0" w:after="80"/>
-      </w:pPr>
-      <w:r>
-        <w:rPr>
-          <w:rFonts w:ascii="Arial" w:hAnsi="Arial" w:eastAsia="Arial" w:cs="Arial"/>
-          <w:b/>
-          <w:color w:val="000000"/>
-          <w:sz w:val="20"/>
-          <w:u w:val="none"/>
-        </w:rPr>
-        <w:t>Prerequisite(s):</w:t>
-      </w:r>
-    </w:p>
-    <w:p>
-      <w:pPr>
-        <w:spacing w:before="0" w:after="40"/>
-        <w:ind w:left="360" w:hanging="240"/>
-      </w:pPr>
-      <w:r>
-        <w:rPr>
-          <w:rFonts w:ascii="Arial" w:hAnsi="Arial" w:eastAsia="Arial" w:cs="Arial"/>
-          <w:b w:val="0"/>
-          <w:color w:val="000000"/>
-          <w:sz w:val="20"/>
-          <w:u w:val="none"/>
-        </w:rPr>
-        <w:t>1. POS client and KDS client are running and connected.</w:t>
-      </w:r>
-    </w:p>
-    <w:p>
-      <w:pPr>
-        <w:spacing w:before="0" w:after="40"/>
-        <w:ind w:left="360" w:hanging="240"/>
-      </w:pPr>
-      <w:r>
-        <w:rPr>
-          <w:rFonts w:ascii="Arial" w:hAnsi="Arial" w:eastAsia="Arial" w:cs="Arial"/>
-          <w:b w:val="0"/>
-          <w:color w:val="000000"/>
-          <w:sz w:val="20"/>
-          <w:u w:val="none"/>
-        </w:rPr>
-        <w:t>2. An item has already been sent to the kitchen (fired) on a ticket.</w:t>
-      </w:r>
-    </w:p>
-    <w:p>
-      <w:pPr>
-        <w:spacing w:before="0" w:after="80"/>
-      </w:pPr>
-      <w:r>
-        <w:rPr>
-          <w:rFonts w:ascii="Arial" w:hAnsi="Arial" w:eastAsia="Arial" w:cs="Arial"/>
-          <w:b/>
-          <w:color w:val="000000"/>
-          <w:sz w:val="20"/>
-          <w:u w:val="none"/>
-        </w:rPr>
-        <w:t>Step(s):</w:t>
-      </w:r>
-    </w:p>
-    <w:p>
-      <w:pPr>
-        <w:spacing w:before="0" w:after="40"/>
-        <w:ind w:left="360" w:hanging="240"/>
-      </w:pPr>
-      <w:r>
-        <w:rPr>
-          <w:rFonts w:ascii="Arial" w:hAnsi="Arial" w:eastAsia="Arial" w:cs="Arial"/>
-          <w:b w:val="0"/>
-          <w:color w:val="000000"/>
-          <w:sz w:val="20"/>
-          <w:u w:val="none"/>
-        </w:rPr>
-        <w:t>1. At the POS, increase the quantity of the fired item.</w:t>
-      </w:r>
-    </w:p>
-    <w:p>
-      <w:pPr>
-        <w:spacing w:before="0" w:after="40"/>
-        <w:ind w:left="360" w:hanging="240"/>
-      </w:pPr>
-      <w:r>
-        <w:rPr>
-          <w:rFonts w:ascii="Arial" w:hAnsi="Arial" w:eastAsia="Arial" w:cs="Arial"/>
-          <w:b w:val="0"/>
-          <w:color w:val="000000"/>
-          <w:sz w:val="20"/>
-          <w:u w:val="none"/>
-        </w:rPr>
-        <w:t>2. On the KDS client, observe that an addon item is automatically generated for the additional quantity.</w:t>
-      </w:r>
-    </w:p>
-    <w:p>
-      <w:pPr>
-        <w:spacing w:before="0" w:after="40"/>
-        <w:ind w:left="360" w:hanging="240"/>
-      </w:pPr>
-      <w:r>
-        <w:rPr>
-          <w:rFonts w:ascii="Arial" w:hAnsi="Arial" w:eastAsia="Arial" w:cs="Arial"/>
-          <w:b w:val="0"/>
-          <w:color w:val="000000"/>
-          <w:sz w:val="20"/>
-          <w:u w:val="none"/>
-        </w:rPr>
-        <w:t>3. Open the ticket history dialog and verify the event.</w:t>
-      </w:r>
-    </w:p>
-    <w:p>
-      <w:pPr>
-        <w:spacing w:before="0" w:after="80"/>
-      </w:pPr>
-      <w:r>
-        <w:rPr>
-          <w:rFonts w:ascii="Arial" w:hAnsi="Arial" w:eastAsia="Arial" w:cs="Arial"/>
-          <w:b/>
-          <w:color w:val="000000"/>
-          <w:sz w:val="20"/>
-          <w:u w:val="none"/>
-        </w:rPr>
-        <w:t>Test Result(s):</w:t>
-      </w:r>
-    </w:p>
-    <w:p>
-      <w:pPr>
-        <w:spacing w:before="0" w:after="40"/>
-        <w:ind w:left="360" w:hanging="240"/>
-      </w:pPr>
-      <w:r>
-        <w:rPr>
-          <w:rFonts w:ascii="Arial" w:hAnsi="Arial" w:eastAsia="Arial" w:cs="Arial"/>
-          <w:b w:val="0"/>
-          <w:color w:val="000000"/>
-          <w:sz w:val="20"/>
-          <w:u w:val="none"/>
-        </w:rPr>
-        <w:t>1. An "Addon Item created at KDS" event is logged when the item quantity is increased at POS.</w:t>
-      </w:r>
-    </w:p>
-    <w:p>
-      <w:pPr>
-        <w:spacing w:before="0" w:after="40"/>
-        <w:ind w:left="360" w:hanging="240"/>
-      </w:pPr>
-      <w:r>
-        <w:rPr>
-          <w:rFonts w:ascii="Arial" w:hAnsi="Arial" w:eastAsia="Arial" w:cs="Arial"/>
-          <w:b w:val="0"/>
-          <w:color w:val="000000"/>
-          <w:sz w:val="20"/>
-          <w:u w:val="none"/>
-        </w:rPr>
-        <w:t>2. The KDS automatically generates an addon item for the additional quantity.</w:t>
-      </w:r>
-    </w:p>
-    <w:p>
-      <w:pPr>
-        <w:spacing w:before="0" w:after="40"/>
-        <w:ind w:left="360" w:hanging="240"/>
-      </w:pPr>
-      <w:r>
-        <w:rPr>
-          <w:rFonts w:ascii="Arial" w:hAnsi="Arial" w:eastAsia="Arial" w:cs="Arial"/>
-          <w:b w:val="0"/>
-          <w:color w:val="000000"/>
-          <w:sz w:val="20"/>
-          <w:u w:val="none"/>
-        </w:rPr>
-        <w:t>3. The event shows the timestamp, event type name, and the relevant entry.</w:t>
-      </w:r>
-    </w:p>
-    <w:p>
-      <w:pPr>
-        <w:spacing w:before="120" w:after="60"/>
-      </w:pPr>
-      <w:r>
-        <w:rPr>
-          <w:rFonts w:ascii="Arial" w:hAnsi="Arial" w:eastAsia="Arial" w:cs="Arial"/>
-          <w:b/>
-          <w:color w:val="001EFF"/>
-          <w:sz w:val="22"/>
-          <w:u w:val="none"/>
-        </w:rPr>
-        <w:t>4.2.Addon Item void at KDS when item quantity is reduced to zero at POS</w:t>
-      </w:r>
-    </w:p>
-    <w:p>
-      <w:pPr>
-        <w:spacing w:before="0" w:after="80"/>
-      </w:pPr>
-      <w:r>
-        <w:rPr>
-          <w:rFonts w:ascii="Arial" w:hAnsi="Arial" w:eastAsia="Arial" w:cs="Arial"/>
-          <w:b/>
-          <w:color w:val="000000"/>
-          <w:sz w:val="20"/>
-          <w:u w:val="none"/>
-        </w:rPr>
-        <w:t>Prerequisite(s):</w:t>
-      </w:r>
-    </w:p>
-    <w:p>
-      <w:pPr>
-        <w:spacing w:before="0" w:after="40"/>
-        <w:ind w:left="360" w:hanging="240"/>
-      </w:pPr>
-      <w:r>
-        <w:rPr>
-          <w:rFonts w:ascii="Arial" w:hAnsi="Arial" w:eastAsia="Arial" w:cs="Arial"/>
-          <w:b w:val="0"/>
-          <w:color w:val="000000"/>
-          <w:sz w:val="20"/>
-          <w:u w:val="none"/>
-        </w:rPr>
-        <w:t>1. POS client and KDS client are running and connected.</w:t>
-      </w:r>
-    </w:p>
-    <w:p>
-      <w:pPr>
-        <w:spacing w:before="0" w:after="40"/>
-        <w:ind w:left="360" w:hanging="240"/>
-      </w:pPr>
-      <w:r>
-        <w:rPr>
-          <w:rFonts w:ascii="Arial" w:hAnsi="Arial" w:eastAsia="Arial" w:cs="Arial"/>
-          <w:b w:val="0"/>
-          <w:color w:val="000000"/>
-          <w:sz w:val="20"/>
-          <w:u w:val="none"/>
-        </w:rPr>
-        <w:t>2. An item with an associated addon item exists on a fired ticket.</w:t>
-      </w:r>
-    </w:p>
-    <w:p>
-      <w:pPr>
-        <w:spacing w:before="0" w:after="80"/>
-      </w:pPr>
-      <w:r>
-        <w:rPr>
-          <w:rFonts w:ascii="Arial" w:hAnsi="Arial" w:eastAsia="Arial" w:cs="Arial"/>
-          <w:b/>
-          <w:color w:val="000000"/>
-          <w:sz w:val="20"/>
-          <w:u w:val="none"/>
-        </w:rPr>
-        <w:t>Step(s):</w:t>
-      </w:r>
-    </w:p>
-    <w:p>
-      <w:pPr>
-        <w:spacing w:before="0" w:after="40"/>
-        <w:ind w:left="360" w:hanging="240"/>
-      </w:pPr>
-      <w:r>
-        <w:rPr>
-          <w:rFonts w:ascii="Arial" w:hAnsi="Arial" w:eastAsia="Arial" w:cs="Arial"/>
-          <w:b w:val="0"/>
-          <w:color w:val="000000"/>
-          <w:sz w:val="20"/>
-          <w:u w:val="none"/>
-        </w:rPr>
-        <w:t>1. At the POS, reduce the item quantity to zero.</w:t>
-      </w:r>
-    </w:p>
-    <w:p>
-      <w:pPr>
-        <w:spacing w:before="0" w:after="40"/>
-        <w:ind w:left="360" w:hanging="240"/>
-      </w:pPr>
-      <w:r>
-        <w:rPr>
-          <w:rFonts w:ascii="Arial" w:hAnsi="Arial" w:eastAsia="Arial" w:cs="Arial"/>
-          <w:b w:val="0"/>
-          <w:color w:val="000000"/>
-          <w:sz w:val="20"/>
-          <w:u w:val="none"/>
-        </w:rPr>
-        <w:t>2. On the KDS client, observe that the associated addon items are automatically voided.</w:t>
-      </w:r>
-    </w:p>
-    <w:p>
-      <w:pPr>
-        <w:spacing w:before="0" w:after="40"/>
-        <w:ind w:left="360" w:hanging="240"/>
-      </w:pPr>
-      <w:r>
-        <w:rPr>
-          <w:rFonts w:ascii="Arial" w:hAnsi="Arial" w:eastAsia="Arial" w:cs="Arial"/>
-          <w:b w:val="0"/>
-          <w:color w:val="000000"/>
-          <w:sz w:val="20"/>
-          <w:u w:val="none"/>
-        </w:rPr>
-        <w:t>3. Open the ticket history dialog and verify the event.</w:t>
-      </w:r>
-    </w:p>
-    <w:p>
-      <w:pPr>
-        <w:spacing w:before="0" w:after="80"/>
-      </w:pPr>
-      <w:r>
-        <w:rPr>
-          <w:rFonts w:ascii="Arial" w:hAnsi="Arial" w:eastAsia="Arial" w:cs="Arial"/>
-          <w:b/>
-          <w:color w:val="000000"/>
-          <w:sz w:val="20"/>
-          <w:u w:val="none"/>
-        </w:rPr>
-        <w:t>Test Result(s):</w:t>
-      </w:r>
-    </w:p>
-    <w:p>
-      <w:pPr>
-        <w:spacing w:before="0" w:after="40"/>
-        <w:ind w:left="360" w:hanging="240"/>
-      </w:pPr>
-      <w:r>
-        <w:rPr>
-          <w:rFonts w:ascii="Arial" w:hAnsi="Arial" w:eastAsia="Arial" w:cs="Arial"/>
-          <w:b w:val="0"/>
-          <w:color w:val="000000"/>
-          <w:sz w:val="20"/>
-          <w:u w:val="none"/>
-        </w:rPr>
-        <w:t>1. An "Addon Item void at KDS" event is logged when the item quantity is reduced to zero at POS.</w:t>
-      </w:r>
-    </w:p>
-    <w:p>
-      <w:pPr>
-        <w:spacing w:before="0" w:after="40"/>
-        <w:ind w:left="360" w:hanging="240"/>
-      </w:pPr>
-      <w:r>
-        <w:rPr>
-          <w:rFonts w:ascii="Arial" w:hAnsi="Arial" w:eastAsia="Arial" w:cs="Arial"/>
-          <w:b w:val="0"/>
-          <w:color w:val="000000"/>
-          <w:sz w:val="20"/>
-          <w:u w:val="none"/>
-        </w:rPr>
-        <w:t>2. The KDS automatically voids the associated addon items.</w:t>
-      </w:r>
-    </w:p>
-    <w:p>
-      <w:pPr>
-        <w:spacing w:before="0" w:after="40"/>
-        <w:ind w:left="360" w:hanging="240"/>
-      </w:pPr>
-      <w:r>
-        <w:rPr>
-          <w:rFonts w:ascii="Arial" w:hAnsi="Arial" w:eastAsia="Arial" w:cs="Arial"/>
-          <w:b w:val="0"/>
-          <w:color w:val="000000"/>
-          <w:sz w:val="20"/>
-          <w:u w:val="none"/>
-        </w:rPr>
-        <w:t>3. The event shows the timestamp, event type name, and the relevant entry.</w:t>
-      </w:r>
-    </w:p>
-    <w:p>
-      <w:pPr>
-        <w:spacing w:before="160" w:after="80"/>
-      </w:pPr>
-      <w:r>
-        <w:rPr>
-          <w:rFonts w:ascii="Arial" w:hAnsi="Arial" w:eastAsia="Arial" w:cs="Arial"/>
-          <w:b/>
-          <w:color w:val="001EFF"/>
-          <w:sz w:val="24"/>
-          <w:u w:val="none"/>
-        </w:rPr>
-        <w:t>5.Ticket-level Events from POS</w:t>
-      </w:r>
-    </w:p>
-    <w:p>
-      <w:pPr>
-        <w:spacing w:before="120" w:after="60"/>
-      </w:pPr>
-      <w:r>
-        <w:rPr>
-          <w:rFonts w:ascii="Arial" w:hAnsi="Arial" w:eastAsia="Arial" w:cs="Arial"/>
-          <w:b/>
-          <w:color w:val="001EFF"/>
-          <w:sz w:val="22"/>
-          <w:u w:val="none"/>
-        </w:rPr>
-        <w:t>5.1.Ticket updated, ticket voided, and ticket merged at POS are logged</w:t>
-      </w:r>
-    </w:p>
-    <w:p>
-      <w:pPr>
-        <w:spacing w:before="0" w:after="80"/>
-      </w:pPr>
-      <w:r>
-        <w:rPr>
-          <w:rFonts w:ascii="Arial" w:hAnsi="Arial" w:eastAsia="Arial" w:cs="Arial"/>
-          <w:b/>
-          <w:color w:val="000000"/>
-          <w:sz w:val="20"/>
-          <w:u w:val="none"/>
-        </w:rPr>
-        <w:t>Prerequisite(s):</w:t>
-      </w:r>
-    </w:p>
-    <w:p>
-      <w:pPr>
-        <w:spacing w:before="0" w:after="40"/>
-        <w:ind w:left="360" w:hanging="240"/>
-      </w:pPr>
-      <w:r>
-        <w:rPr>
-          <w:rFonts w:ascii="Arial" w:hAnsi="Arial" w:eastAsia="Arial" w:cs="Arial"/>
-          <w:b w:val="0"/>
-          <w:color w:val="000000"/>
-          <w:sz w:val="20"/>
-          <w:u w:val="none"/>
-        </w:rPr>
-        <w:t>1. POS client and KDS client are running and connected.</w:t>
-      </w:r>
-    </w:p>
-    <w:p>
-      <w:pPr>
-        <w:spacing w:before="0" w:after="40"/>
-        <w:ind w:left="360" w:hanging="240"/>
-      </w:pPr>
-      <w:r>
-        <w:rPr>
-          <w:rFonts w:ascii="Arial" w:hAnsi="Arial" w:eastAsia="Arial" w:cs="Arial"/>
-          <w:b w:val="0"/>
-          <w:color w:val="000000"/>
-          <w:sz w:val="20"/>
-          <w:u w:val="none"/>
-        </w:rPr>
-        <w:t>2. At least two tickets exist on the KDS.</w:t>
-      </w:r>
-    </w:p>
-    <w:p>
-      <w:pPr>
-        <w:spacing w:before="0" w:after="80"/>
-      </w:pPr>
-      <w:r>
-        <w:rPr>
-          <w:rFonts w:ascii="Arial" w:hAnsi="Arial" w:eastAsia="Arial" w:cs="Arial"/>
-          <w:b/>
-          <w:color w:val="000000"/>
-          <w:sz w:val="20"/>
-          <w:u w:val="none"/>
-        </w:rPr>
-        <w:t>Step(s):</w:t>
-      </w:r>
-    </w:p>
-    <w:p>
-      <w:pPr>
-        <w:spacing w:before="0" w:after="40"/>
-        <w:ind w:left="360" w:hanging="240"/>
-      </w:pPr>
-      <w:r>
-        <w:rPr>
-          <w:rFonts w:ascii="Arial" w:hAnsi="Arial" w:eastAsia="Arial" w:cs="Arial"/>
-          <w:b w:val="0"/>
-          <w:color w:val="000000"/>
-          <w:sz w:val="20"/>
-          <w:u w:val="none"/>
-        </w:rPr>
-        <w:t>1. At the POS, update the ticket information on one ticket, void another ticket, and merge two tickets.</w:t>
-      </w:r>
-    </w:p>
-    <w:p>
-      <w:pPr>
-        <w:spacing w:before="0" w:after="40"/>
-        <w:ind w:left="360" w:hanging="240"/>
-      </w:pPr>
-      <w:r>
-        <w:rPr>
-          <w:rFonts w:ascii="Arial" w:hAnsi="Arial" w:eastAsia="Arial" w:cs="Arial"/>
-          <w:b w:val="0"/>
-          <w:color w:val="000000"/>
-          <w:sz w:val="20"/>
-          <w:u w:val="none"/>
-        </w:rPr>
-        <w:t>2. On the KDS client, open the ticket history dialog for the affected tickets.</w:t>
-      </w:r>
-    </w:p>
-    <w:p>
-      <w:pPr>
-        <w:spacing w:before="0" w:after="40"/>
-        <w:ind w:left="360" w:hanging="240"/>
-      </w:pPr>
-      <w:r>
-        <w:rPr>
-          <w:rFonts w:ascii="Arial" w:hAnsi="Arial" w:eastAsia="Arial" w:cs="Arial"/>
-          <w:b w:val="0"/>
-          <w:color w:val="000000"/>
-          <w:sz w:val="20"/>
-          <w:u w:val="none"/>
-        </w:rPr>
-        <w:t>3. Verify the events for the ticket update, ticket void, and ticket merge.</w:t>
-      </w:r>
-    </w:p>
-    <w:p>
-      <w:pPr>
-        <w:spacing w:before="0" w:after="80"/>
-      </w:pPr>
-      <w:r>
-        <w:rPr>
-          <w:rFonts w:ascii="Arial" w:hAnsi="Arial" w:eastAsia="Arial" w:cs="Arial"/>
-          <w:b/>
-          <w:color w:val="000000"/>
-          <w:sz w:val="20"/>
-          <w:u w:val="none"/>
-        </w:rPr>
-        <w:t>Test Result(s):</w:t>
-      </w:r>
-    </w:p>
-    <w:p>
-      <w:pPr>
-        <w:spacing w:before="0" w:after="40"/>
-        <w:ind w:left="360" w:hanging="240"/>
-      </w:pPr>
-      <w:r>
-        <w:rPr>
-          <w:rFonts w:ascii="Arial" w:hAnsi="Arial" w:eastAsia="Arial" w:cs="Arial"/>
-          <w:b w:val="0"/>
-          <w:color w:val="000000"/>
-          <w:sz w:val="20"/>
-          <w:u w:val="none"/>
-        </w:rPr>
-        <w:t>1. A "Ticket updated (Ticket Information updated) at POS" event is logged when ticket information is changed.</w:t>
-      </w:r>
-    </w:p>
-    <w:p>
-      <w:pPr>
-        <w:spacing w:before="0" w:after="40"/>
-        <w:ind w:left="360" w:hanging="240"/>
-      </w:pPr>
-      <w:r>
-        <w:rPr>
-          <w:rFonts w:ascii="Arial" w:hAnsi="Arial" w:eastAsia="Arial" w:cs="Arial"/>
-          <w:b w:val="0"/>
-          <w:color w:val="000000"/>
-          <w:sz w:val="20"/>
-          <w:u w:val="none"/>
-        </w:rPr>
-        <w:t>2. A "Ticket voided at POS" event is logged when the ticket is voided.</w:t>
-      </w:r>
-    </w:p>
-    <w:p>
-      <w:pPr>
-        <w:spacing w:before="0" w:after="40"/>
-        <w:ind w:left="360" w:hanging="240"/>
-      </w:pPr>
-      <w:r>
-        <w:rPr>
-          <w:rFonts w:ascii="Arial" w:hAnsi="Arial" w:eastAsia="Arial" w:cs="Arial"/>
-          <w:b w:val="0"/>
-          <w:color w:val="000000"/>
-          <w:sz w:val="20"/>
-          <w:u w:val="none"/>
-        </w:rPr>
-        <w:t>3. A "Ticket merged at POS" event is logged when tickets are merged.</w:t>
-      </w:r>
-    </w:p>
-    <w:p>
-      <w:pPr>
-        <w:spacing w:before="0" w:after="40"/>
-        <w:ind w:left="360" w:hanging="240"/>
-      </w:pPr>
-      <w:r>
-        <w:rPr>
-          <w:rFonts w:ascii="Arial" w:hAnsi="Arial" w:eastAsia="Arial" w:cs="Arial"/>
-          <w:b w:val="0"/>
-          <w:color w:val="000000"/>
-          <w:sz w:val="20"/>
-          <w:u w:val="none"/>
-        </w:rPr>
-        <w:t>4. Each event shows the timestamp and the station or system component responsible.</w:t>
-      </w:r>
-    </w:p>
-    <w:p>
-      <w:pPr>
-        <w:spacing w:before="120" w:after="60"/>
-      </w:pPr>
-      <w:r>
-        <w:rPr>
-          <w:rFonts w:ascii="Arial" w:hAnsi="Arial" w:eastAsia="Arial" w:cs="Arial"/>
-          <w:b/>
-          <w:color w:val="001EFF"/>
-          <w:sz w:val="22"/>
-          <w:u w:val="none"/>
-        </w:rPr>
-        <w:t>5.2.Table changed at POS is logged in ticket history</w:t>
-      </w:r>
-    </w:p>
-    <w:p>
-      <w:pPr>
-        <w:spacing w:before="0" w:after="80"/>
-      </w:pPr>
-      <w:r>
-        <w:rPr>
-          <w:rFonts w:ascii="Arial" w:hAnsi="Arial" w:eastAsia="Arial" w:cs="Arial"/>
-          <w:b/>
-          <w:color w:val="000000"/>
-          <w:sz w:val="20"/>
-          <w:u w:val="none"/>
-        </w:rPr>
-        <w:t>Prerequisite(s):</w:t>
-      </w:r>
-    </w:p>
-    <w:p>
-      <w:pPr>
-        <w:spacing w:before="0" w:after="40"/>
-        <w:ind w:left="360" w:hanging="240"/>
-      </w:pPr>
-      <w:r>
-        <w:rPr>
-          <w:rFonts w:ascii="Arial" w:hAnsi="Arial" w:eastAsia="Arial" w:cs="Arial"/>
-          <w:b w:val="0"/>
-          <w:color w:val="000000"/>
-          <w:sz w:val="20"/>
-          <w:u w:val="none"/>
-        </w:rPr>
-        <w:t>1. POS client and KDS client are running and connected.</w:t>
-      </w:r>
-    </w:p>
-    <w:p>
-      <w:pPr>
-        <w:spacing w:before="0" w:after="40"/>
-        <w:ind w:left="360" w:hanging="240"/>
-      </w:pPr>
-      <w:r>
-        <w:rPr>
-          <w:rFonts w:ascii="Arial" w:hAnsi="Arial" w:eastAsia="Arial" w:cs="Arial"/>
-          <w:b w:val="0"/>
-          <w:color w:val="000000"/>
-          <w:sz w:val="20"/>
-          <w:u w:val="none"/>
-        </w:rPr>
-        <w:t>2. A ticket assigned to a table exists on the KDS.</w:t>
-      </w:r>
-    </w:p>
-    <w:p>
-      <w:pPr>
-        <w:spacing w:before="0" w:after="80"/>
-      </w:pPr>
-      <w:r>
-        <w:rPr>
-          <w:rFonts w:ascii="Arial" w:hAnsi="Arial" w:eastAsia="Arial" w:cs="Arial"/>
-          <w:b/>
-          <w:color w:val="000000"/>
-          <w:sz w:val="20"/>
-          <w:u w:val="none"/>
-        </w:rPr>
-        <w:t>Step(s):</w:t>
-      </w:r>
-    </w:p>
-    <w:p>
-      <w:pPr>
-        <w:spacing w:before="0" w:after="40"/>
-        <w:ind w:left="360" w:hanging="240"/>
-      </w:pPr>
-      <w:r>
-        <w:rPr>
-          <w:rFonts w:ascii="Arial" w:hAnsi="Arial" w:eastAsia="Arial" w:cs="Arial"/>
-          <w:b w:val="0"/>
-          <w:color w:val="000000"/>
-          <w:sz w:val="20"/>
-          <w:u w:val="none"/>
-        </w:rPr>
-        <w:t>1. At the POS, change the table of the ticket.</w:t>
-      </w:r>
-    </w:p>
-    <w:p>
-      <w:pPr>
-        <w:spacing w:before="0" w:after="40"/>
-        <w:ind w:left="360" w:hanging="240"/>
-      </w:pPr>
-      <w:r>
-        <w:rPr>
-          <w:rFonts w:ascii="Arial" w:hAnsi="Arial" w:eastAsia="Arial" w:cs="Arial"/>
-          <w:b w:val="0"/>
-          <w:color w:val="000000"/>
-          <w:sz w:val="20"/>
-          <w:u w:val="none"/>
-        </w:rPr>
-        <w:t>2. On the KDS client, open the ticket history dialog.</w:t>
-      </w:r>
-    </w:p>
-    <w:p>
-      <w:pPr>
-        <w:spacing w:before="0" w:after="40"/>
-        <w:ind w:left="360" w:hanging="240"/>
-      </w:pPr>
-      <w:r>
-        <w:rPr>
-          <w:rFonts w:ascii="Arial" w:hAnsi="Arial" w:eastAsia="Arial" w:cs="Arial"/>
-          <w:b w:val="0"/>
-          <w:color w:val="000000"/>
-          <w:sz w:val="20"/>
-          <w:u w:val="none"/>
-        </w:rPr>
-        <w:t>3. Verify the event related to the table change.</w:t>
-      </w:r>
-    </w:p>
-    <w:p>
-      <w:pPr>
-        <w:spacing w:before="0" w:after="80"/>
-      </w:pPr>
-      <w:r>
-        <w:rPr>
-          <w:rFonts w:ascii="Arial" w:hAnsi="Arial" w:eastAsia="Arial" w:cs="Arial"/>
-          <w:b/>
-          <w:color w:val="000000"/>
-          <w:sz w:val="20"/>
-          <w:u w:val="none"/>
-        </w:rPr>
-        <w:t>Test Result(s):</w:t>
-      </w:r>
-    </w:p>
-    <w:p>
-      <w:pPr>
-        <w:spacing w:before="0" w:after="40"/>
-        <w:ind w:left="360" w:hanging="240"/>
-      </w:pPr>
-      <w:r>
-        <w:rPr>
-          <w:rFonts w:ascii="Arial" w:hAnsi="Arial" w:eastAsia="Arial" w:cs="Arial"/>
-          <w:b w:val="0"/>
-          <w:color w:val="000000"/>
-          <w:sz w:val="20"/>
-          <w:u w:val="none"/>
-        </w:rPr>
-        <w:t>1. A "Table changed at POS" event is logged in the ticket history.</w:t>
-      </w:r>
-    </w:p>
-    <w:p>
-      <w:pPr>
-        <w:spacing w:before="0" w:after="40"/>
-        <w:ind w:left="360" w:hanging="240"/>
-      </w:pPr>
-      <w:r>
-        <w:rPr>
-          <w:rFonts w:ascii="Arial" w:hAnsi="Arial" w:eastAsia="Arial" w:cs="Arial"/>
-          <w:b w:val="0"/>
-          <w:color w:val="000000"/>
-          <w:sz w:val="20"/>
-          <w:u w:val="none"/>
-        </w:rPr>
-        <w:t>2. The event shows the timestamp, event type name, and the relevant entry.</w:t>
-      </w:r>
-    </w:p>
-    <w:p>
-      <w:pPr>
-        <w:spacing w:before="0" w:after="40"/>
-        <w:ind w:left="360" w:hanging="240"/>
-      </w:pPr>
-      <w:r>
-        <w:rPr>
-          <w:rFonts w:ascii="Arial" w:hAnsi="Arial" w:eastAsia="Arial" w:cs="Arial"/>
-          <w:b w:val="0"/>
-          <w:color w:val="000000"/>
-          <w:sz w:val="20"/>
-          <w:u w:val="none"/>
-        </w:rPr>
-        <w:t>3. The station or system component responsible for the table change is recorded.</w:t>
-      </w:r>
-    </w:p>
-    <w:p>
-      <w:pPr>
-        <w:spacing w:before="120" w:after="60"/>
-      </w:pPr>
-      <w:r>
-        <w:rPr>
-          <w:rFonts w:ascii="Arial" w:hAnsi="Arial" w:eastAsia="Arial" w:cs="Arial"/>
-          <w:b/>
-          <w:color w:val="001EFF"/>
-          <w:sz w:val="22"/>
-          <w:u w:val="none"/>
-        </w:rPr>
-        <w:t>5.3.Ticket marked as finished at KDS is logged</w:t>
-      </w:r>
-    </w:p>
-    <w:p>
-      <w:pPr>
-        <w:spacing w:before="0" w:after="80"/>
-      </w:pPr>
-      <w:r>
-        <w:rPr>
-          <w:rFonts w:ascii="Arial" w:hAnsi="Arial" w:eastAsia="Arial" w:cs="Arial"/>
-          <w:b/>
-          <w:color w:val="000000"/>
-          <w:sz w:val="20"/>
-          <w:u w:val="none"/>
-        </w:rPr>
-        <w:t>Prerequisite(s):</w:t>
-      </w:r>
-    </w:p>
-    <w:p>
-      <w:pPr>
-        <w:spacing w:before="0" w:after="40"/>
-        <w:ind w:left="360" w:hanging="240"/>
-      </w:pPr>
-      <w:r>
-        <w:rPr>
-          <w:rFonts w:ascii="Arial" w:hAnsi="Arial" w:eastAsia="Arial" w:cs="Arial"/>
-          <w:b w:val="0"/>
-          <w:color w:val="000000"/>
-          <w:sz w:val="20"/>
-          <w:u w:val="none"/>
-        </w:rPr>
-        <w:t>1. KDS client is running and a ticket with items exists on the KDS.</w:t>
-      </w:r>
-    </w:p>
-    <w:p>
-      <w:pPr>
-        <w:spacing w:before="0" w:after="40"/>
-        <w:ind w:left="360" w:hanging="240"/>
-      </w:pPr>
-      <w:r>
-        <w:rPr>
-          <w:rFonts w:ascii="Arial" w:hAnsi="Arial" w:eastAsia="Arial" w:cs="Arial"/>
-          <w:b w:val="0"/>
-          <w:color w:val="000000"/>
-          <w:sz w:val="20"/>
-          <w:u w:val="none"/>
-        </w:rPr>
-        <w:t>2. The user has permission to mark a ticket as finished on the KDS.</w:t>
-      </w:r>
-    </w:p>
-    <w:p>
-      <w:pPr>
-        <w:spacing w:before="0" w:after="80"/>
-      </w:pPr>
-      <w:r>
-        <w:rPr>
-          <w:rFonts w:ascii="Arial" w:hAnsi="Arial" w:eastAsia="Arial" w:cs="Arial"/>
-          <w:b/>
-          <w:color w:val="000000"/>
-          <w:sz w:val="20"/>
-          <w:u w:val="none"/>
-        </w:rPr>
-        <w:t>Step(s):</w:t>
-      </w:r>
-    </w:p>
-    <w:p>
-      <w:pPr>
-        <w:spacing w:before="0" w:after="40"/>
-        <w:ind w:left="360" w:hanging="240"/>
-      </w:pPr>
-      <w:r>
-        <w:rPr>
-          <w:rFonts w:ascii="Arial" w:hAnsi="Arial" w:eastAsia="Arial" w:cs="Arial"/>
-          <w:b w:val="0"/>
-          <w:color w:val="000000"/>
-          <w:sz w:val="20"/>
-          <w:u w:val="none"/>
-        </w:rPr>
-        <w:t>1. On the KDS client, mark the ticket as finished.</w:t>
-      </w:r>
-    </w:p>
-    <w:p>
-      <w:pPr>
-        <w:spacing w:before="0" w:after="40"/>
-        <w:ind w:left="360" w:hanging="240"/>
-      </w:pPr>
-      <w:r>
-        <w:rPr>
-          <w:rFonts w:ascii="Arial" w:hAnsi="Arial" w:eastAsia="Arial" w:cs="Arial"/>
-          <w:b w:val="0"/>
-          <w:color w:val="000000"/>
-          <w:sz w:val="20"/>
-          <w:u w:val="none"/>
-        </w:rPr>
-        <w:t>2. Open the ticket history dialog for the finished ticket.</w:t>
-      </w:r>
-    </w:p>
-    <w:p>
-      <w:pPr>
-        <w:spacing w:before="0" w:after="40"/>
-        <w:ind w:left="360" w:hanging="240"/>
-      </w:pPr>
-      <w:r>
-        <w:rPr>
-          <w:rFonts w:ascii="Arial" w:hAnsi="Arial" w:eastAsia="Arial" w:cs="Arial"/>
-          <w:b w:val="0"/>
-          <w:color w:val="000000"/>
-          <w:sz w:val="20"/>
-          <w:u w:val="none"/>
-        </w:rPr>
-        <w:t>3. Verify the event related to finishing the ticket.</w:t>
-      </w:r>
-    </w:p>
-    <w:p>
-      <w:pPr>
-        <w:spacing w:before="0" w:after="80"/>
-      </w:pPr>
-      <w:r>
-        <w:rPr>
-          <w:rFonts w:ascii="Arial" w:hAnsi="Arial" w:eastAsia="Arial" w:cs="Arial"/>
-          <w:b/>
-          <w:color w:val="000000"/>
-          <w:sz w:val="20"/>
-          <w:u w:val="none"/>
-        </w:rPr>
-        <w:t>Test Result(s):</w:t>
-      </w:r>
-    </w:p>
-    <w:p>
-      <w:pPr>
-        <w:spacing w:before="0" w:after="40"/>
-        <w:ind w:left="360" w:hanging="240"/>
-      </w:pPr>
-      <w:r>
-        <w:rPr>
-          <w:rFonts w:ascii="Arial" w:hAnsi="Arial" w:eastAsia="Arial" w:cs="Arial"/>
-          <w:b w:val="0"/>
-          <w:color w:val="000000"/>
-          <w:sz w:val="20"/>
-          <w:u w:val="none"/>
-        </w:rPr>
-        <w:t>1. A "Ticket marked as finished at KDS" event is logged in the ticket history.</w:t>
-      </w:r>
-    </w:p>
-    <w:p>
-      <w:pPr>
-        <w:spacing w:before="0" w:after="40"/>
-        <w:ind w:left="360" w:hanging="240"/>
-      </w:pPr>
-      <w:r>
-        <w:rPr>
-          <w:rFonts w:ascii="Arial" w:hAnsi="Arial" w:eastAsia="Arial" w:cs="Arial"/>
-          <w:b w:val="0"/>
-          <w:color w:val="000000"/>
-          <w:sz w:val="20"/>
-          <w:u w:val="none"/>
-        </w:rPr>
-        <w:t>2. The event shows the timestamp, event type name, and the relevant entry.</w:t>
-      </w:r>
-    </w:p>
-    <w:p>
-      <w:pPr>
-        <w:spacing w:before="0" w:after="40"/>
-        <w:ind w:left="360" w:hanging="240"/>
-      </w:pPr>
-      <w:r>
-        <w:rPr>
-          <w:rFonts w:ascii="Arial" w:hAnsi="Arial" w:eastAsia="Arial" w:cs="Arial"/>
-          <w:b w:val="0"/>
-          <w:color w:val="000000"/>
-          <w:sz w:val="20"/>
-          <w:u w:val="none"/>
-        </w:rPr>
-        <w:t>3. The station or system component responsible for the action is recorded.</w:t>
-      </w:r>
-    </w:p>
-    <w:p>
-      <w:pPr>
-        <w:spacing w:before="160" w:after="80"/>
-      </w:pPr>
-      <w:r>
-        <w:rPr>
-          <w:rFonts w:ascii="Arial" w:hAnsi="Arial" w:eastAsia="Arial" w:cs="Arial"/>
-          <w:b/>
-          <w:color w:val="001EFF"/>
-          <w:sz w:val="24"/>
-          <w:u w:val="none"/>
-        </w:rPr>
-        <w:t>6.Rush, Pantry Message, and Course/Menu Update Events</w:t>
-      </w:r>
-    </w:p>
-    <w:p>
-      <w:pPr>
-        <w:spacing w:before="120" w:after="60"/>
-      </w:pPr>
-      <w:r>
-        <w:rPr>
-          <w:rFonts w:ascii="Arial" w:hAnsi="Arial" w:eastAsia="Arial" w:cs="Arial"/>
-          <w:b/>
-          <w:color w:val="001EFF"/>
-          <w:sz w:val="22"/>
-          <w:u w:val="none"/>
-        </w:rPr>
-        <w:t>6.1.Rush item at POS is logged in ticket history</w:t>
-      </w:r>
-    </w:p>
-    <w:p>
-      <w:pPr>
-        <w:spacing w:before="0" w:after="80"/>
-      </w:pPr>
-      <w:r>
-        <w:rPr>
-          <w:rFonts w:ascii="Arial" w:hAnsi="Arial" w:eastAsia="Arial" w:cs="Arial"/>
-          <w:b/>
-          <w:color w:val="000000"/>
-          <w:sz w:val="20"/>
-          <w:u w:val="none"/>
-        </w:rPr>
-        <w:t>Prerequisite(s):</w:t>
-      </w:r>
-    </w:p>
-    <w:p>
-      <w:pPr>
-        <w:spacing w:before="0" w:after="40"/>
-        <w:ind w:left="360" w:hanging="240"/>
-      </w:pPr>
-      <w:r>
-        <w:rPr>
-          <w:rFonts w:ascii="Arial" w:hAnsi="Arial" w:eastAsia="Arial" w:cs="Arial"/>
-          <w:b w:val="0"/>
-          <w:color w:val="000000"/>
-          <w:sz w:val="20"/>
-          <w:u w:val="none"/>
-        </w:rPr>
-        <w:t>1. POS client and KDS client are running and connected.</w:t>
-      </w:r>
-    </w:p>
-    <w:p>
-      <w:pPr>
-        <w:spacing w:before="0" w:after="40"/>
-        <w:ind w:left="360" w:hanging="240"/>
-      </w:pPr>
-      <w:r>
-        <w:rPr>
-          <w:rFonts w:ascii="Arial" w:hAnsi="Arial" w:eastAsia="Arial" w:cs="Arial"/>
-          <w:b w:val="0"/>
-          <w:color w:val="000000"/>
-          <w:sz w:val="20"/>
-          <w:u w:val="none"/>
-        </w:rPr>
-        <w:t>2. An item exists on a ticket sent to the kitchen.</w:t>
-      </w:r>
-    </w:p>
-    <w:p>
-      <w:pPr>
-        <w:spacing w:before="0" w:after="80"/>
-      </w:pPr>
-      <w:r>
-        <w:rPr>
-          <w:rFonts w:ascii="Arial" w:hAnsi="Arial" w:eastAsia="Arial" w:cs="Arial"/>
-          <w:b/>
-          <w:color w:val="000000"/>
-          <w:sz w:val="20"/>
-          <w:u w:val="none"/>
-        </w:rPr>
-        <w:t>Step(s):</w:t>
-      </w:r>
-    </w:p>
-    <w:p>
-      <w:pPr>
-        <w:spacing w:before="0" w:after="40"/>
-        <w:ind w:left="360" w:hanging="240"/>
-      </w:pPr>
-      <w:r>
-        <w:rPr>
-          <w:rFonts w:ascii="Arial" w:hAnsi="Arial" w:eastAsia="Arial" w:cs="Arial"/>
-          <w:b w:val="0"/>
-          <w:color w:val="000000"/>
-          <w:sz w:val="20"/>
-          <w:u w:val="none"/>
-        </w:rPr>
-        <w:t>1. At the POS, mark the item as a rush order.</w:t>
-      </w:r>
-    </w:p>
-    <w:p>
-      <w:pPr>
-        <w:spacing w:before="0" w:after="40"/>
-        <w:ind w:left="360" w:hanging="240"/>
-      </w:pPr>
-      <w:r>
-        <w:rPr>
-          <w:rFonts w:ascii="Arial" w:hAnsi="Arial" w:eastAsia="Arial" w:cs="Arial"/>
-          <w:b w:val="0"/>
-          <w:color w:val="000000"/>
-          <w:sz w:val="20"/>
-          <w:u w:val="none"/>
-        </w:rPr>
-        <w:t>2. On the KDS client, open the ticket history dialog.</w:t>
-      </w:r>
-    </w:p>
-    <w:p>
-      <w:pPr>
-        <w:spacing w:before="0" w:after="40"/>
-        <w:ind w:left="360" w:hanging="240"/>
-      </w:pPr>
-      <w:r>
-        <w:rPr>
-          <w:rFonts w:ascii="Arial" w:hAnsi="Arial" w:eastAsia="Arial" w:cs="Arial"/>
-          <w:b w:val="0"/>
-          <w:color w:val="000000"/>
-          <w:sz w:val="20"/>
-          <w:u w:val="none"/>
-        </w:rPr>
-        <w:t>3. Verify the event related to the rush item.</w:t>
-      </w:r>
-    </w:p>
-    <w:p>
-      <w:pPr>
-        <w:spacing w:before="0" w:after="80"/>
-      </w:pPr>
-      <w:r>
-        <w:rPr>
-          <w:rFonts w:ascii="Arial" w:hAnsi="Arial" w:eastAsia="Arial" w:cs="Arial"/>
-          <w:b/>
-          <w:color w:val="000000"/>
-          <w:sz w:val="20"/>
-          <w:u w:val="none"/>
-        </w:rPr>
-        <w:t>Test Result(s):</w:t>
-      </w:r>
-    </w:p>
-    <w:p>
-      <w:pPr>
-        <w:spacing w:before="0" w:after="40"/>
-        <w:ind w:left="360" w:hanging="240"/>
-      </w:pPr>
-      <w:r>
-        <w:rPr>
-          <w:rFonts w:ascii="Arial" w:hAnsi="Arial" w:eastAsia="Arial" w:cs="Arial"/>
-          <w:b w:val="0"/>
-          <w:color w:val="000000"/>
-          <w:sz w:val="20"/>
-          <w:u w:val="none"/>
-        </w:rPr>
-        <w:t>1. A "Rush item at POS" event is logged in the ticket history.</w:t>
-      </w:r>
-    </w:p>
-    <w:p>
-      <w:pPr>
-        <w:spacing w:before="0" w:after="40"/>
-        <w:ind w:left="360" w:hanging="240"/>
-      </w:pPr>
-      <w:r>
-        <w:rPr>
-          <w:rFonts w:ascii="Arial" w:hAnsi="Arial" w:eastAsia="Arial" w:cs="Arial"/>
-          <w:b w:val="0"/>
-          <w:color w:val="000000"/>
-          <w:sz w:val="20"/>
-          <w:u w:val="none"/>
-        </w:rPr>
-        <w:t>2. The event shows the timestamp, event type name, and the relevant entry.</w:t>
-      </w:r>
-    </w:p>
-    <w:p>
-      <w:pPr>
-        <w:spacing w:before="0" w:after="40"/>
-        <w:ind w:left="360" w:hanging="240"/>
-      </w:pPr>
-      <w:r>
-        <w:rPr>
-          <w:rFonts w:ascii="Arial" w:hAnsi="Arial" w:eastAsia="Arial" w:cs="Arial"/>
-          <w:b w:val="0"/>
-          <w:color w:val="000000"/>
-          <w:sz w:val="20"/>
-          <w:u w:val="none"/>
-        </w:rPr>
-        <w:t>3. The station or system component responsible for the rush action is recorded.</w:t>
-      </w:r>
-    </w:p>
-    <w:p>
-      <w:pPr>
-        <w:spacing w:before="120" w:after="60"/>
-      </w:pPr>
-      <w:r>
-        <w:rPr>
-          <w:rFonts w:ascii="Arial" w:hAnsi="Arial" w:eastAsia="Arial" w:cs="Arial"/>
-          <w:b/>
-          <w:color w:val="001EFF"/>
-          <w:sz w:val="22"/>
-          <w:u w:val="none"/>
-        </w:rPr>
-        <w:t>6.2.Pantry message created to item and to ticket at POS are logged</w:t>
-      </w:r>
-    </w:p>
-    <w:p>
-      <w:pPr>
-        <w:spacing w:before="0" w:after="80"/>
-      </w:pPr>
-      <w:r>
-        <w:rPr>
-          <w:rFonts w:ascii="Arial" w:hAnsi="Arial" w:eastAsia="Arial" w:cs="Arial"/>
-          <w:b/>
-          <w:color w:val="000000"/>
-          <w:sz w:val="20"/>
-          <w:u w:val="none"/>
-        </w:rPr>
-        <w:t>Prerequisite(s):</w:t>
-      </w:r>
-    </w:p>
-    <w:p>
-      <w:pPr>
-        <w:spacing w:before="0" w:after="40"/>
-        <w:ind w:left="360" w:hanging="240"/>
-      </w:pPr>
-      <w:r>
-        <w:rPr>
-          <w:rFonts w:ascii="Arial" w:hAnsi="Arial" w:eastAsia="Arial" w:cs="Arial"/>
-          <w:b w:val="0"/>
-          <w:color w:val="000000"/>
-          <w:sz w:val="20"/>
-          <w:u w:val="none"/>
-        </w:rPr>
-        <w:t>1. POS client and KDS client are running and connected.</w:t>
-      </w:r>
-    </w:p>
-    <w:p>
-      <w:pPr>
-        <w:spacing w:before="0" w:after="40"/>
-        <w:ind w:left="360" w:hanging="240"/>
-      </w:pPr>
-      <w:r>
-        <w:rPr>
-          <w:rFonts w:ascii="Arial" w:hAnsi="Arial" w:eastAsia="Arial" w:cs="Arial"/>
-          <w:b w:val="0"/>
-          <w:color w:val="000000"/>
-          <w:sz w:val="20"/>
-          <w:u w:val="none"/>
-        </w:rPr>
-        <w:t>2. A ticket with at least one item exists on the KDS.</w:t>
-      </w:r>
-    </w:p>
-    <w:p>
-      <w:pPr>
-        <w:spacing w:before="0" w:after="80"/>
-      </w:pPr>
-      <w:r>
-        <w:rPr>
-          <w:rFonts w:ascii="Arial" w:hAnsi="Arial" w:eastAsia="Arial" w:cs="Arial"/>
-          <w:b/>
-          <w:color w:val="000000"/>
-          <w:sz w:val="20"/>
-          <w:u w:val="none"/>
-        </w:rPr>
-        <w:t>Step(s):</w:t>
-      </w:r>
-    </w:p>
-    <w:p>
-      <w:pPr>
-        <w:spacing w:before="0" w:after="40"/>
-        <w:ind w:left="360" w:hanging="240"/>
-      </w:pPr>
-      <w:r>
-        <w:rPr>
-          <w:rFonts w:ascii="Arial" w:hAnsi="Arial" w:eastAsia="Arial" w:cs="Arial"/>
-          <w:b w:val="0"/>
-          <w:color w:val="000000"/>
-          <w:sz w:val="20"/>
-          <w:u w:val="none"/>
-        </w:rPr>
-        <w:t>1. At the POS, create a pantry message attached to an item on the ticket.</w:t>
-      </w:r>
-    </w:p>
-    <w:p>
-      <w:pPr>
-        <w:spacing w:before="0" w:after="40"/>
-        <w:ind w:left="360" w:hanging="240"/>
-      </w:pPr>
-      <w:r>
-        <w:rPr>
-          <w:rFonts w:ascii="Arial" w:hAnsi="Arial" w:eastAsia="Arial" w:cs="Arial"/>
-          <w:b w:val="0"/>
-          <w:color w:val="000000"/>
-          <w:sz w:val="20"/>
-          <w:u w:val="none"/>
-        </w:rPr>
-        <w:t>2. At the POS, create a pantry message attached to the ticket itself.</w:t>
-      </w:r>
-    </w:p>
-    <w:p>
-      <w:pPr>
-        <w:spacing w:before="0" w:after="40"/>
-        <w:ind w:left="360" w:hanging="240"/>
-      </w:pPr>
-      <w:r>
-        <w:rPr>
-          <w:rFonts w:ascii="Arial" w:hAnsi="Arial" w:eastAsia="Arial" w:cs="Arial"/>
-          <w:b w:val="0"/>
-          <w:color w:val="000000"/>
-          <w:sz w:val="20"/>
-          <w:u w:val="none"/>
-        </w:rPr>
-        <w:t>3. On the KDS client, open the ticket history dialog.</w:t>
-      </w:r>
-    </w:p>
-    <w:p>
-      <w:pPr>
-        <w:spacing w:before="0" w:after="40"/>
-        <w:ind w:left="360" w:hanging="240"/>
-      </w:pPr>
-      <w:r>
-        <w:rPr>
-          <w:rFonts w:ascii="Arial" w:hAnsi="Arial" w:eastAsia="Arial" w:cs="Arial"/>
-          <w:b w:val="0"/>
-          <w:color w:val="000000"/>
-          <w:sz w:val="20"/>
-          <w:u w:val="none"/>
-        </w:rPr>
-        <w:t>4. Verify the events for both pantry messages.</w:t>
-      </w:r>
-    </w:p>
-    <w:p>
-      <w:pPr>
-        <w:spacing w:before="0" w:after="80"/>
-      </w:pPr>
-      <w:r>
-        <w:rPr>
-          <w:rFonts w:ascii="Arial" w:hAnsi="Arial" w:eastAsia="Arial" w:cs="Arial"/>
-          <w:b/>
-          <w:color w:val="000000"/>
-          <w:sz w:val="20"/>
-          <w:u w:val="none"/>
-        </w:rPr>
-        <w:t>Test Result(s):</w:t>
-      </w:r>
-    </w:p>
-    <w:p>
-      <w:pPr>
-        <w:spacing w:before="0" w:after="40"/>
-        <w:ind w:left="360" w:hanging="240"/>
-      </w:pPr>
-      <w:r>
-        <w:rPr>
-          <w:rFonts w:ascii="Arial" w:hAnsi="Arial" w:eastAsia="Arial" w:cs="Arial"/>
-          <w:b w:val="0"/>
-          <w:color w:val="000000"/>
-          <w:sz w:val="20"/>
-          <w:u w:val="none"/>
-        </w:rPr>
-        <w:t>1. A "Pantry message created to item at POS" event is logged when a pantry message is added to an item.</w:t>
-      </w:r>
-    </w:p>
-    <w:p>
-      <w:pPr>
-        <w:spacing w:before="0" w:after="40"/>
-        <w:ind w:left="360" w:hanging="240"/>
-      </w:pPr>
-      <w:r>
-        <w:rPr>
-          <w:rFonts w:ascii="Arial" w:hAnsi="Arial" w:eastAsia="Arial" w:cs="Arial"/>
-          <w:b w:val="0"/>
-          <w:color w:val="000000"/>
-          <w:sz w:val="20"/>
-          <w:u w:val="none"/>
-        </w:rPr>
-        <w:t>2. A "Pantry message created to the ticket at POS" event is logged when a pantry message is added to the ticket.</w:t>
-      </w:r>
-    </w:p>
-    <w:p>
-      <w:pPr>
-        <w:spacing w:before="0" w:after="40"/>
-        <w:ind w:left="360" w:hanging="240"/>
-      </w:pPr>
-      <w:r>
-        <w:rPr>
-          <w:rFonts w:ascii="Arial" w:hAnsi="Arial" w:eastAsia="Arial" w:cs="Arial"/>
-          <w:b w:val="0"/>
-          <w:color w:val="000000"/>
-          <w:sz w:val="20"/>
-          <w:u w:val="none"/>
-        </w:rPr>
-        <w:t>3. Both events show the timestamp, event type name, and the relevant entry.</w:t>
-      </w:r>
-    </w:p>
-    <w:p>
-      <w:pPr>
-        <w:spacing w:before="120" w:after="60"/>
-      </w:pPr>
-      <w:r>
-        <w:rPr>
-          <w:rFonts w:ascii="Arial" w:hAnsi="Arial" w:eastAsia="Arial" w:cs="Arial"/>
-          <w:b/>
-          <w:color w:val="001EFF"/>
-          <w:sz w:val="22"/>
-          <w:u w:val="none"/>
-        </w:rPr>
-        <w:t>6.3.Update course and update menu at POS are logged</w:t>
-      </w:r>
-    </w:p>
-    <w:p>
-      <w:pPr>
-        <w:spacing w:before="0" w:after="80"/>
-      </w:pPr>
-      <w:r>
-        <w:rPr>
-          <w:rFonts w:ascii="Arial" w:hAnsi="Arial" w:eastAsia="Arial" w:cs="Arial"/>
-          <w:b/>
-          <w:color w:val="000000"/>
-          <w:sz w:val="20"/>
-          <w:u w:val="none"/>
-        </w:rPr>
-        <w:t>Prerequisite(s):</w:t>
-      </w:r>
-    </w:p>
-    <w:p>
-      <w:pPr>
-        <w:spacing w:before="0" w:after="40"/>
-        <w:ind w:left="360" w:hanging="240"/>
-      </w:pPr>
-      <w:r>
-        <w:rPr>
-          <w:rFonts w:ascii="Arial" w:hAnsi="Arial" w:eastAsia="Arial" w:cs="Arial"/>
-          <w:b w:val="0"/>
-          <w:color w:val="000000"/>
-          <w:sz w:val="20"/>
-          <w:u w:val="none"/>
-        </w:rPr>
-        <w:t>1. POS client and KDS client are running and connected.</w:t>
-      </w:r>
-    </w:p>
-    <w:p>
-      <w:pPr>
-        <w:spacing w:before="0" w:after="40"/>
-        <w:ind w:left="360" w:hanging="240"/>
-      </w:pPr>
-      <w:r>
-        <w:rPr>
-          <w:rFonts w:ascii="Arial" w:hAnsi="Arial" w:eastAsia="Arial" w:cs="Arial"/>
-          <w:b w:val="0"/>
-          <w:color w:val="000000"/>
-          <w:sz w:val="20"/>
-          <w:u w:val="none"/>
-        </w:rPr>
-        <w:t>2. A ticket with course and menu structure exists on the KDS.</w:t>
-      </w:r>
-    </w:p>
-    <w:p>
-      <w:pPr>
-        <w:spacing w:before="0" w:after="80"/>
-      </w:pPr>
-      <w:r>
-        <w:rPr>
-          <w:rFonts w:ascii="Arial" w:hAnsi="Arial" w:eastAsia="Arial" w:cs="Arial"/>
-          <w:b/>
-          <w:color w:val="000000"/>
-          <w:sz w:val="20"/>
-          <w:u w:val="none"/>
-        </w:rPr>
-        <w:t>Step(s):</w:t>
-      </w:r>
-    </w:p>
-    <w:p>
-      <w:pPr>
-        <w:spacing w:before="0" w:after="40"/>
-        <w:ind w:left="360" w:hanging="240"/>
-      </w:pPr>
-      <w:r>
-        <w:rPr>
-          <w:rFonts w:ascii="Arial" w:hAnsi="Arial" w:eastAsia="Arial" w:cs="Arial"/>
-          <w:b w:val="0"/>
-          <w:color w:val="000000"/>
-          <w:sz w:val="20"/>
-          <w:u w:val="none"/>
-        </w:rPr>
-        <w:t>1. At the POS, update the course and update the menu on the ticket.</w:t>
-      </w:r>
-    </w:p>
-    <w:p>
-      <w:pPr>
-        <w:spacing w:before="0" w:after="40"/>
-        <w:ind w:left="360" w:hanging="240"/>
-      </w:pPr>
-      <w:r>
-        <w:rPr>
-          <w:rFonts w:ascii="Arial" w:hAnsi="Arial" w:eastAsia="Arial" w:cs="Arial"/>
-          <w:b w:val="0"/>
-          <w:color w:val="000000"/>
-          <w:sz w:val="20"/>
-          <w:u w:val="none"/>
-        </w:rPr>
-        <w:t>2. On the KDS client, open the ticket history dialog.</w:t>
-      </w:r>
-    </w:p>
-    <w:p>
-      <w:pPr>
-        <w:spacing w:before="0" w:after="40"/>
-        <w:ind w:left="360" w:hanging="240"/>
-      </w:pPr>
-      <w:r>
-        <w:rPr>
-          <w:rFonts w:ascii="Arial" w:hAnsi="Arial" w:eastAsia="Arial" w:cs="Arial"/>
-          <w:b w:val="0"/>
-          <w:color w:val="000000"/>
-          <w:sz w:val="20"/>
-          <w:u w:val="none"/>
-        </w:rPr>
-        <w:t>3. Verify the events for the course update and menu update.</w:t>
-      </w:r>
-    </w:p>
-    <w:p>
-      <w:pPr>
-        <w:spacing w:before="0" w:after="80"/>
-      </w:pPr>
-      <w:r>
-        <w:rPr>
-          <w:rFonts w:ascii="Arial" w:hAnsi="Arial" w:eastAsia="Arial" w:cs="Arial"/>
-          <w:b/>
-          <w:color w:val="000000"/>
-          <w:sz w:val="20"/>
-          <w:u w:val="none"/>
-        </w:rPr>
-        <w:t>Test Result(s):</w:t>
-      </w:r>
-    </w:p>
-    <w:p>
-      <w:pPr>
-        <w:spacing w:before="0" w:after="40"/>
-        <w:ind w:left="360" w:hanging="240"/>
-      </w:pPr>
-      <w:r>
-        <w:rPr>
-          <w:rFonts w:ascii="Arial" w:hAnsi="Arial" w:eastAsia="Arial" w:cs="Arial"/>
-          <w:b w:val="0"/>
-          <w:color w:val="000000"/>
-          <w:sz w:val="20"/>
-          <w:u w:val="none"/>
-        </w:rPr>
-        <w:t>1. An "Update course at POS" event is logged when the course is updated.</w:t>
-      </w:r>
-    </w:p>
-    <w:p>
-      <w:pPr>
-        <w:spacing w:before="0" w:after="40"/>
-        <w:ind w:left="360" w:hanging="240"/>
-      </w:pPr>
-      <w:r>
-        <w:rPr>
-          <w:rFonts w:ascii="Arial" w:hAnsi="Arial" w:eastAsia="Arial" w:cs="Arial"/>
-          <w:b w:val="0"/>
-          <w:color w:val="000000"/>
-          <w:sz w:val="20"/>
-          <w:u w:val="none"/>
-        </w:rPr>
-        <w:t>2. An "Update menu at POS" event is logged when the menu is updated.</w:t>
-      </w:r>
-    </w:p>
-    <w:p>
-      <w:pPr>
-        <w:spacing w:before="0" w:after="40"/>
-        <w:ind w:left="360" w:hanging="240"/>
-      </w:pPr>
-      <w:r>
-        <w:rPr>
-          <w:rFonts w:ascii="Arial" w:hAnsi="Arial" w:eastAsia="Arial" w:cs="Arial"/>
-          <w:b w:val="0"/>
-          <w:color w:val="000000"/>
-          <w:sz w:val="20"/>
-          <w:u w:val="none"/>
-        </w:rPr>
-        <w:t>3. Both events show the timestamp, event type name, and the relevant entry/course/menu information.</w:t>
-      </w:r>
-    </w:p>
-    <w:p>
-      <w:pPr>
-        <w:spacing w:before="160" w:after="80"/>
-      </w:pPr>
-      <w:r>
-        <w:rPr>
-          <w:rFonts w:ascii="Arial" w:hAnsi="Arial" w:eastAsia="Arial" w:cs="Arial"/>
-          <w:b/>
-          <w:color w:val="001EFF"/>
-          <w:sz w:val="24"/>
-          <w:u w:val="none"/>
-        </w:rPr>
-        <w:t>7.Item Processing Status Events at KDS</w:t>
-      </w:r>
-    </w:p>
-    <w:p>
-      <w:pPr>
-        <w:spacing w:before="120" w:after="60"/>
-      </w:pPr>
-      <w:r>
-        <w:rPr>
-          <w:rFonts w:ascii="Arial" w:hAnsi="Arial" w:eastAsia="Arial" w:cs="Arial"/>
-          <w:b/>
-          <w:color w:val="001EFF"/>
-          <w:sz w:val="22"/>
-          <w:u w:val="none"/>
-        </w:rPr>
-        <w:t>7.1.Item processing status updated at KDS is logged</w:t>
-      </w:r>
-    </w:p>
-    <w:p>
-      <w:pPr>
-        <w:spacing w:before="0" w:after="80"/>
-      </w:pPr>
-      <w:r>
-        <w:rPr>
-          <w:rFonts w:ascii="Arial" w:hAnsi="Arial" w:eastAsia="Arial" w:cs="Arial"/>
-          <w:b/>
-          <w:color w:val="000000"/>
-          <w:sz w:val="20"/>
-          <w:u w:val="none"/>
-        </w:rPr>
-        <w:t>Prerequisite(s):</w:t>
-      </w:r>
-    </w:p>
-    <w:p>
-      <w:pPr>
-        <w:spacing w:before="0" w:after="40"/>
-        <w:ind w:left="360" w:hanging="240"/>
-      </w:pPr>
-      <w:r>
-        <w:rPr>
-          <w:rFonts w:ascii="Arial" w:hAnsi="Arial" w:eastAsia="Arial" w:cs="Arial"/>
-          <w:b w:val="0"/>
-          <w:color w:val="000000"/>
-          <w:sz w:val="20"/>
-          <w:u w:val="none"/>
-        </w:rPr>
-        <w:t>1. KDS client is running and a ticket with items exists on the KDS.</w:t>
-      </w:r>
-    </w:p>
-    <w:p>
-      <w:pPr>
-        <w:spacing w:before="0" w:after="40"/>
-        <w:ind w:left="360" w:hanging="240"/>
-      </w:pPr>
-      <w:r>
-        <w:rPr>
-          <w:rFonts w:ascii="Arial" w:hAnsi="Arial" w:eastAsia="Arial" w:cs="Arial"/>
-          <w:b w:val="0"/>
-          <w:color w:val="000000"/>
-          <w:sz w:val="20"/>
-          <w:u w:val="none"/>
-        </w:rPr>
-        <w:t>2. The user has permission to update the item processing status on the KDS.</w:t>
-      </w:r>
-    </w:p>
-    <w:p>
-      <w:pPr>
-        <w:spacing w:before="0" w:after="80"/>
-      </w:pPr>
-      <w:r>
-        <w:rPr>
-          <w:rFonts w:ascii="Arial" w:hAnsi="Arial" w:eastAsia="Arial" w:cs="Arial"/>
-          <w:b/>
-          <w:color w:val="000000"/>
-          <w:sz w:val="20"/>
-          <w:u w:val="none"/>
-        </w:rPr>
-        <w:t>Step(s):</w:t>
-      </w:r>
-    </w:p>
-    <w:p>
-      <w:pPr>
-        <w:spacing w:before="0" w:after="40"/>
-        <w:ind w:left="360" w:hanging="240"/>
-      </w:pPr>
-      <w:r>
-        <w:rPr>
-          <w:rFonts w:ascii="Arial" w:hAnsi="Arial" w:eastAsia="Arial" w:cs="Arial"/>
-          <w:b w:val="0"/>
-          <w:color w:val="000000"/>
-          <w:sz w:val="20"/>
-          <w:u w:val="none"/>
-        </w:rPr>
-        <w:t>1. On the KDS client, update the processing status of an item (e.g., start cooking, mark as done).</w:t>
-      </w:r>
-    </w:p>
-    <w:p>
-      <w:pPr>
-        <w:spacing w:before="0" w:after="40"/>
-        <w:ind w:left="360" w:hanging="240"/>
-      </w:pPr>
-      <w:r>
-        <w:rPr>
-          <w:rFonts w:ascii="Arial" w:hAnsi="Arial" w:eastAsia="Arial" w:cs="Arial"/>
-          <w:b w:val="0"/>
-          <w:color w:val="000000"/>
-          <w:sz w:val="20"/>
-          <w:u w:val="none"/>
-        </w:rPr>
-        <w:t>2. Open the ticket history dialog.</w:t>
-      </w:r>
-    </w:p>
-    <w:p>
-      <w:pPr>
-        <w:spacing w:before="0" w:after="40"/>
-        <w:ind w:left="360" w:hanging="240"/>
-      </w:pPr>
-      <w:r>
-        <w:rPr>
-          <w:rFonts w:ascii="Arial" w:hAnsi="Arial" w:eastAsia="Arial" w:cs="Arial"/>
-          <w:b w:val="0"/>
-          <w:color w:val="000000"/>
-          <w:sz w:val="20"/>
-          <w:u w:val="none"/>
-        </w:rPr>
-        <w:t>3. Verify the event related to the item processing status update.</w:t>
-      </w:r>
-    </w:p>
-    <w:p>
-      <w:pPr>
-        <w:spacing w:before="0" w:after="80"/>
-      </w:pPr>
-      <w:r>
-        <w:rPr>
-          <w:rFonts w:ascii="Arial" w:hAnsi="Arial" w:eastAsia="Arial" w:cs="Arial"/>
-          <w:b/>
-          <w:color w:val="000000"/>
-          <w:sz w:val="20"/>
-          <w:u w:val="none"/>
-        </w:rPr>
-        <w:t>Test Result(s):</w:t>
-      </w:r>
-    </w:p>
-    <w:p>
-      <w:pPr>
-        <w:spacing w:before="0" w:after="40"/>
-        <w:ind w:left="360" w:hanging="240"/>
-      </w:pPr>
-      <w:r>
-        <w:rPr>
-          <w:rFonts w:ascii="Arial" w:hAnsi="Arial" w:eastAsia="Arial" w:cs="Arial"/>
-          <w:b w:val="0"/>
-          <w:color w:val="000000"/>
-          <w:sz w:val="20"/>
-          <w:u w:val="none"/>
-        </w:rPr>
-        <w:t>1. An "Item processing status updated at KDS" event is logged in the ticket history.</w:t>
-      </w:r>
-    </w:p>
-    <w:p>
-      <w:pPr>
-        <w:spacing w:before="0" w:after="40"/>
-        <w:ind w:left="360" w:hanging="240"/>
-      </w:pPr>
-      <w:r>
-        <w:rPr>
-          <w:rFonts w:ascii="Arial" w:hAnsi="Arial" w:eastAsia="Arial" w:cs="Arial"/>
-          <w:b w:val="0"/>
-          <w:color w:val="000000"/>
-          <w:sz w:val="20"/>
-          <w:u w:val="none"/>
-        </w:rPr>
-        <w:t>2. The event shows the timestamp, event type name, and the relevant entry.</w:t>
-      </w:r>
-    </w:p>
-    <w:p>
-      <w:pPr>
-        <w:spacing w:before="0" w:after="40"/>
-        <w:ind w:left="360" w:hanging="240"/>
-      </w:pPr>
-      <w:r>
-        <w:rPr>
-          <w:rFonts w:ascii="Arial" w:hAnsi="Arial" w:eastAsia="Arial" w:cs="Arial"/>
-          <w:b w:val="0"/>
-          <w:color w:val="000000"/>
-          <w:sz w:val="20"/>
-          <w:u w:val="none"/>
-        </w:rPr>
-        <w:t>3. The station or system component responsible for the status update is recorded.</w:t>
-      </w:r>
-    </w:p>
-    <w:p>
-      <w:pPr>
-        <w:spacing w:before="120" w:after="60"/>
-      </w:pPr>
-      <w:r>
-        <w:rPr>
-          <w:rFonts w:ascii="Arial" w:hAnsi="Arial" w:eastAsia="Arial" w:cs="Arial"/>
-          <w:b/>
-          <w:color w:val="001EFF"/>
-          <w:sz w:val="22"/>
-          <w:u w:val="none"/>
-        </w:rPr>
-        <w:t>7.2.Addon item processing status updated at KDS is logged</w:t>
-      </w:r>
-    </w:p>
-    <w:p>
-      <w:pPr>
-        <w:spacing w:before="0" w:after="80"/>
-      </w:pPr>
-      <w:r>
-        <w:rPr>
-          <w:rFonts w:ascii="Arial" w:hAnsi="Arial" w:eastAsia="Arial" w:cs="Arial"/>
-          <w:b/>
-          <w:color w:val="000000"/>
-          <w:sz w:val="20"/>
-          <w:u w:val="none"/>
-        </w:rPr>
-        <w:t>Prerequisite(s):</w:t>
-      </w:r>
-    </w:p>
-    <w:p>
-      <w:pPr>
-        <w:spacing w:before="0" w:after="40"/>
-        <w:ind w:left="360" w:hanging="240"/>
-      </w:pPr>
-      <w:r>
-        <w:rPr>
-          <w:rFonts w:ascii="Arial" w:hAnsi="Arial" w:eastAsia="Arial" w:cs="Arial"/>
-          <w:b w:val="0"/>
-          <w:color w:val="000000"/>
-          <w:sz w:val="20"/>
-          <w:u w:val="none"/>
-        </w:rPr>
-        <w:t>1. KDS client is running and a ticket with an addon item exists on the KDS.</w:t>
-      </w:r>
-    </w:p>
-    <w:p>
-      <w:pPr>
-        <w:spacing w:before="0" w:after="40"/>
-        <w:ind w:left="360" w:hanging="240"/>
-      </w:pPr>
-      <w:r>
-        <w:rPr>
-          <w:rFonts w:ascii="Arial" w:hAnsi="Arial" w:eastAsia="Arial" w:cs="Arial"/>
-          <w:b w:val="0"/>
-          <w:color w:val="000000"/>
-          <w:sz w:val="20"/>
-          <w:u w:val="none"/>
-        </w:rPr>
-        <w:t>2. The user has permission to update the addon item processing status on the KDS.</w:t>
-      </w:r>
-    </w:p>
-    <w:p>
-      <w:pPr>
-        <w:spacing w:before="0" w:after="80"/>
-      </w:pPr>
-      <w:r>
-        <w:rPr>
-          <w:rFonts w:ascii="Arial" w:hAnsi="Arial" w:eastAsia="Arial" w:cs="Arial"/>
-          <w:b/>
-          <w:color w:val="000000"/>
-          <w:sz w:val="20"/>
-          <w:u w:val="none"/>
-        </w:rPr>
-        <w:t>Step(s):</w:t>
-      </w:r>
-    </w:p>
-    <w:p>
-      <w:pPr>
-        <w:spacing w:before="0" w:after="40"/>
-        <w:ind w:left="360" w:hanging="240"/>
-      </w:pPr>
-      <w:r>
-        <w:rPr>
-          <w:rFonts w:ascii="Arial" w:hAnsi="Arial" w:eastAsia="Arial" w:cs="Arial"/>
-          <w:b w:val="0"/>
-          <w:color w:val="000000"/>
-          <w:sz w:val="20"/>
-          <w:u w:val="none"/>
-        </w:rPr>
-        <w:t>1. On the KDS client, update the processing status of the addon item.</w:t>
-      </w:r>
-    </w:p>
-    <w:p>
-      <w:pPr>
-        <w:spacing w:before="0" w:after="40"/>
-        <w:ind w:left="360" w:hanging="240"/>
-      </w:pPr>
-      <w:r>
-        <w:rPr>
-          <w:rFonts w:ascii="Arial" w:hAnsi="Arial" w:eastAsia="Arial" w:cs="Arial"/>
-          <w:b w:val="0"/>
-          <w:color w:val="000000"/>
-          <w:sz w:val="20"/>
-          <w:u w:val="none"/>
-        </w:rPr>
-        <w:t>2. Open the ticket history dialog.</w:t>
-      </w:r>
-    </w:p>
-    <w:p>
-      <w:pPr>
-        <w:spacing w:before="0" w:after="40"/>
-        <w:ind w:left="360" w:hanging="240"/>
-      </w:pPr>
-      <w:r>
-        <w:rPr>
-          <w:rFonts w:ascii="Arial" w:hAnsi="Arial" w:eastAsia="Arial" w:cs="Arial"/>
-          <w:b w:val="0"/>
-          <w:color w:val="000000"/>
-          <w:sz w:val="20"/>
-          <w:u w:val="none"/>
-        </w:rPr>
-        <w:t>3. Verify the event related to the addon item processing status update.</w:t>
-      </w:r>
-    </w:p>
-    <w:p>
-      <w:pPr>
-        <w:spacing w:before="0" w:after="80"/>
-      </w:pPr>
-      <w:r>
-        <w:rPr>
-          <w:rFonts w:ascii="Arial" w:hAnsi="Arial" w:eastAsia="Arial" w:cs="Arial"/>
-          <w:b/>
-          <w:color w:val="000000"/>
-          <w:sz w:val="20"/>
-          <w:u w:val="none"/>
-        </w:rPr>
-        <w:t>Test Result(s):</w:t>
-      </w:r>
-    </w:p>
-    <w:p>
-      <w:pPr>
-        <w:spacing w:before="0" w:after="40"/>
-        <w:ind w:left="360" w:hanging="240"/>
-      </w:pPr>
-      <w:r>
-        <w:rPr>
-          <w:rFonts w:ascii="Arial" w:hAnsi="Arial" w:eastAsia="Arial" w:cs="Arial"/>
-          <w:b w:val="0"/>
-          <w:color w:val="000000"/>
-          <w:sz w:val="20"/>
-          <w:u w:val="none"/>
-        </w:rPr>
-        <w:t>1. An "Addon item processing status updated at KDS" event is logged in the ticket history.</w:t>
-      </w:r>
-    </w:p>
-    <w:p>
-      <w:pPr>
-        <w:spacing w:before="0" w:after="40"/>
-        <w:ind w:left="360" w:hanging="240"/>
-      </w:pPr>
-      <w:r>
-        <w:rPr>
-          <w:rFonts w:ascii="Arial" w:hAnsi="Arial" w:eastAsia="Arial" w:cs="Arial"/>
-          <w:b w:val="0"/>
-          <w:color w:val="000000"/>
-          <w:sz w:val="20"/>
-          <w:u w:val="none"/>
-        </w:rPr>
-        <w:t>2. The event shows the timestamp, event type name, and the relevant entry.</w:t>
-      </w:r>
-    </w:p>
-    <w:p>
-      <w:pPr>
-        <w:spacing w:before="0" w:after="40"/>
-        <w:ind w:left="360" w:hanging="240"/>
-      </w:pPr>
-      <w:r>
-        <w:rPr>
-          <w:rFonts w:ascii="Arial" w:hAnsi="Arial" w:eastAsia="Arial" w:cs="Arial"/>
-          <w:b w:val="0"/>
-          <w:color w:val="000000"/>
-          <w:sz w:val="20"/>
-          <w:u w:val="none"/>
-        </w:rPr>
-        <w:t>3. The station or system component responsible for the status update is recorded.</w:t>
-      </w:r>
-    </w:p>
-    <w:p>
-      <w:pPr>
-        <w:spacing w:before="120" w:after="60"/>
-      </w:pPr>
-      <w:r>
-        <w:rPr>
-          <w:rFonts w:ascii="Arial" w:hAnsi="Arial" w:eastAsia="Arial" w:cs="Arial"/>
-          <w:b/>
-          <w:color w:val="001EFF"/>
-          <w:sz w:val="22"/>
-          <w:u w:val="none"/>
-        </w:rPr>
-        <w:t>7.3.Item processing status updated by course is logged</w:t>
-      </w:r>
-    </w:p>
-    <w:p>
-      <w:pPr>
-        <w:spacing w:before="0" w:after="80"/>
-      </w:pPr>
-      <w:r>
-        <w:rPr>
-          <w:rFonts w:ascii="Arial" w:hAnsi="Arial" w:eastAsia="Arial" w:cs="Arial"/>
-          <w:b/>
-          <w:color w:val="000000"/>
-          <w:sz w:val="20"/>
-          <w:u w:val="none"/>
-        </w:rPr>
-        <w:t>Prerequisite(s):</w:t>
-      </w:r>
-    </w:p>
-    <w:p>
-      <w:pPr>
-        <w:spacing w:before="0" w:after="40"/>
-        <w:ind w:left="360" w:hanging="240"/>
-      </w:pPr>
-      <w:r>
-        <w:rPr>
-          <w:rFonts w:ascii="Arial" w:hAnsi="Arial" w:eastAsia="Arial" w:cs="Arial"/>
-          <w:b w:val="0"/>
-          <w:color w:val="000000"/>
-          <w:sz w:val="20"/>
-          <w:u w:val="none"/>
-        </w:rPr>
-        <w:t>1. KDS client is running and a ticket with items grouped by course exists on the KDS.</w:t>
-      </w:r>
-    </w:p>
-    <w:p>
-      <w:pPr>
-        <w:spacing w:before="0" w:after="40"/>
-        <w:ind w:left="360" w:hanging="240"/>
-      </w:pPr>
-      <w:r>
-        <w:rPr>
-          <w:rFonts w:ascii="Arial" w:hAnsi="Arial" w:eastAsia="Arial" w:cs="Arial"/>
-          <w:b w:val="0"/>
-          <w:color w:val="000000"/>
-          <w:sz w:val="20"/>
-          <w:u w:val="none"/>
-        </w:rPr>
-        <w:t>2. The user has permission to update the processing status by course on the KDS.</w:t>
-      </w:r>
-    </w:p>
-    <w:p>
-      <w:pPr>
-        <w:spacing w:before="0" w:after="80"/>
-      </w:pPr>
-      <w:r>
-        <w:rPr>
-          <w:rFonts w:ascii="Arial" w:hAnsi="Arial" w:eastAsia="Arial" w:cs="Arial"/>
-          <w:b/>
-          <w:color w:val="000000"/>
-          <w:sz w:val="20"/>
-          <w:u w:val="none"/>
-        </w:rPr>
-        <w:t>Step(s):</w:t>
-      </w:r>
-    </w:p>
-    <w:p>
-      <w:pPr>
-        <w:spacing w:before="0" w:after="40"/>
-        <w:ind w:left="360" w:hanging="240"/>
-      </w:pPr>
-      <w:r>
-        <w:rPr>
-          <w:rFonts w:ascii="Arial" w:hAnsi="Arial" w:eastAsia="Arial" w:cs="Arial"/>
-          <w:b w:val="0"/>
-          <w:color w:val="000000"/>
-          <w:sz w:val="20"/>
-          <w:u w:val="none"/>
-        </w:rPr>
-        <w:t>1. On the KDS client, update the processing status of items grouped by course.</w:t>
-      </w:r>
-    </w:p>
-    <w:p>
-      <w:pPr>
-        <w:spacing w:before="0" w:after="40"/>
-        <w:ind w:left="360" w:hanging="240"/>
-      </w:pPr>
-      <w:r>
-        <w:rPr>
-          <w:rFonts w:ascii="Arial" w:hAnsi="Arial" w:eastAsia="Arial" w:cs="Arial"/>
-          <w:b w:val="0"/>
-          <w:color w:val="000000"/>
-          <w:sz w:val="20"/>
-          <w:u w:val="none"/>
-        </w:rPr>
-        <w:t>2. Open the ticket history dialog.</w:t>
-      </w:r>
-    </w:p>
-    <w:p>
-      <w:pPr>
-        <w:spacing w:before="0" w:after="40"/>
-        <w:ind w:left="360" w:hanging="240"/>
-      </w:pPr>
-      <w:r>
-        <w:rPr>
-          <w:rFonts w:ascii="Arial" w:hAnsi="Arial" w:eastAsia="Arial" w:cs="Arial"/>
-          <w:b w:val="0"/>
-          <w:color w:val="000000"/>
-          <w:sz w:val="20"/>
-          <w:u w:val="none"/>
-        </w:rPr>
-        <w:t>3. Verify the event related to the item processing status update by course.</w:t>
-      </w:r>
-    </w:p>
-    <w:p>
-      <w:pPr>
-        <w:spacing w:before="0" w:after="80"/>
-      </w:pPr>
-      <w:r>
-        <w:rPr>
-          <w:rFonts w:ascii="Arial" w:hAnsi="Arial" w:eastAsia="Arial" w:cs="Arial"/>
-          <w:b/>
-          <w:color w:val="000000"/>
-          <w:sz w:val="20"/>
-          <w:u w:val="none"/>
-        </w:rPr>
-        <w:t>Test Result(s):</w:t>
-      </w:r>
-    </w:p>
-    <w:p>
-      <w:pPr>
-        <w:spacing w:before="0" w:after="40"/>
-        <w:ind w:left="360" w:hanging="240"/>
-      </w:pPr>
-      <w:r>
-        <w:rPr>
-          <w:rFonts w:ascii="Arial" w:hAnsi="Arial" w:eastAsia="Arial" w:cs="Arial"/>
-          <w:b w:val="0"/>
-          <w:color w:val="000000"/>
-          <w:sz w:val="20"/>
-          <w:u w:val="none"/>
-        </w:rPr>
-        <w:t>1. An "Item processing status updated by course" event is logged in the ticket history.</w:t>
-      </w:r>
-    </w:p>
-    <w:p>
-      <w:pPr>
-        <w:spacing w:before="0" w:after="40"/>
-        <w:ind w:left="360" w:hanging="240"/>
-      </w:pPr>
-      <w:r>
-        <w:rPr>
-          <w:rFonts w:ascii="Arial" w:hAnsi="Arial" w:eastAsia="Arial" w:cs="Arial"/>
-          <w:b w:val="0"/>
-          <w:color w:val="000000"/>
-          <w:sz w:val="20"/>
-          <w:u w:val="none"/>
-        </w:rPr>
-        <w:t>2. The event shows the timestamp, event type name, and the relevant entry/course information.</w:t>
-      </w:r>
-    </w:p>
-    <w:p>
-      <w:pPr>
-        <w:spacing w:before="0" w:after="40"/>
-        <w:ind w:left="360" w:hanging="240"/>
-      </w:pPr>
-      <w:r>
-        <w:rPr>
-          <w:rFonts w:ascii="Arial" w:hAnsi="Arial" w:eastAsia="Arial" w:cs="Arial"/>
-          <w:b w:val="0"/>
-          <w:color w:val="000000"/>
-          <w:sz w:val="20"/>
-          <w:u w:val="none"/>
-        </w:rPr>
-        <w:t>3. The station or system component responsible for the status update is recorded.</w:t>
-      </w:r>
-    </w:p>
-    <w:p>
-      <w:pPr>
-        <w:spacing w:before="160" w:after="80"/>
-      </w:pPr>
-      <w:r>
-        <w:rPr>
-          <w:rFonts w:ascii="Arial" w:hAnsi="Arial" w:eastAsia="Arial" w:cs="Arial"/>
-          <w:b/>
-          <w:color w:val="001EFF"/>
-          <w:sz w:val="24"/>
-          <w:u w:val="none"/>
-        </w:rPr>
-        <w:t>8.Ticket History Event Format Verification</w:t>
-      </w:r>
-    </w:p>
-    <w:p>
-      <w:pPr>
-        <w:spacing w:before="120" w:after="60"/>
-      </w:pPr>
-      <w:r>
-        <w:rPr>
-          <w:rFonts w:ascii="Arial" w:hAnsi="Arial" w:eastAsia="Arial" w:cs="Arial"/>
-          <w:b/>
-          <w:color w:val="001EFF"/>
-          <w:sz w:val="22"/>
-          <w:u w:val="none"/>
-        </w:rPr>
-        <w:t>8.1.Event rows show timestamp, event type name, and entry/course/menu</w:t>
-      </w:r>
-    </w:p>
-    <w:p>
-      <w:pPr>
-        <w:spacing w:before="0" w:after="80"/>
-      </w:pPr>
-      <w:r>
-        <w:rPr>
-          <w:rFonts w:ascii="Arial" w:hAnsi="Arial" w:eastAsia="Arial" w:cs="Arial"/>
-          <w:b/>
-          <w:color w:val="000000"/>
-          <w:sz w:val="20"/>
-          <w:u w:val="none"/>
-        </w:rPr>
-        <w:t>Prerequisite(s):</w:t>
-      </w:r>
-    </w:p>
-    <w:p>
-      <w:pPr>
-        <w:spacing w:before="0" w:after="40"/>
-        <w:ind w:left="360" w:hanging="240"/>
-      </w:pPr>
-      <w:r>
-        <w:rPr>
-          <w:rFonts w:ascii="Arial" w:hAnsi="Arial" w:eastAsia="Arial" w:cs="Arial"/>
-          <w:b w:val="0"/>
-          <w:color w:val="000000"/>
-          <w:sz w:val="20"/>
-          <w:u w:val="none"/>
-        </w:rPr>
-        <w:t>1. KDS client is running and a ticket with multiple types of history events exists.</w:t>
-      </w:r>
-    </w:p>
-    <w:p>
-      <w:pPr>
-        <w:spacing w:before="0" w:after="80"/>
-      </w:pPr>
-      <w:r>
-        <w:rPr>
-          <w:rFonts w:ascii="Arial" w:hAnsi="Arial" w:eastAsia="Arial" w:cs="Arial"/>
-          <w:b/>
-          <w:color w:val="000000"/>
-          <w:sz w:val="20"/>
-          <w:u w:val="none"/>
-        </w:rPr>
-        <w:t>Step(s):</w:t>
-      </w:r>
-    </w:p>
-    <w:p>
-      <w:pPr>
-        <w:spacing w:before="0" w:after="40"/>
-        <w:ind w:left="360" w:hanging="240"/>
-      </w:pPr>
-      <w:r>
-        <w:rPr>
-          <w:rFonts w:ascii="Arial" w:hAnsi="Arial" w:eastAsia="Arial" w:cs="Arial"/>
-          <w:b w:val="0"/>
-          <w:color w:val="000000"/>
-          <w:sz w:val="20"/>
-          <w:u w:val="none"/>
-        </w:rPr>
-        <w:t>1. Open the KDS client and select a ticket that has multiple recorded history events of different types.</w:t>
-      </w:r>
-    </w:p>
-    <w:p>
-      <w:pPr>
-        <w:spacing w:before="0" w:after="40"/>
-        <w:ind w:left="360" w:hanging="240"/>
-      </w:pPr>
-      <w:r>
-        <w:rPr>
-          <w:rFonts w:ascii="Arial" w:hAnsi="Arial" w:eastAsia="Arial" w:cs="Arial"/>
-          <w:b w:val="0"/>
-          <w:color w:val="000000"/>
-          <w:sz w:val="20"/>
-          <w:u w:val="none"/>
-        </w:rPr>
-        <w:t>2. Click the hamburger icon button to open the ticket history dialog.</w:t>
-      </w:r>
-    </w:p>
-    <w:p>
-      <w:pPr>
-        <w:spacing w:before="0" w:after="40"/>
-        <w:ind w:left="360" w:hanging="240"/>
-      </w:pPr>
-      <w:r>
-        <w:rPr>
-          <w:rFonts w:ascii="Arial" w:hAnsi="Arial" w:eastAsia="Arial" w:cs="Arial"/>
-          <w:b w:val="0"/>
-          <w:color w:val="000000"/>
-          <w:sz w:val="20"/>
-          <w:u w:val="none"/>
-        </w:rPr>
-        <w:t>3. For several events of different types, verify the three rows of each event entry.</w:t>
-      </w:r>
-    </w:p>
-    <w:p>
-      <w:pPr>
-        <w:spacing w:before="0" w:after="80"/>
-      </w:pPr>
-      <w:r>
-        <w:rPr>
-          <w:rFonts w:ascii="Arial" w:hAnsi="Arial" w:eastAsia="Arial" w:cs="Arial"/>
-          <w:b/>
-          <w:color w:val="000000"/>
-          <w:sz w:val="20"/>
-          <w:u w:val="none"/>
-        </w:rPr>
-        <w:t>Test Result(s):</w:t>
-      </w:r>
-    </w:p>
-    <w:p>
-      <w:pPr>
-        <w:spacing w:before="0" w:after="40"/>
-        <w:ind w:left="360" w:hanging="240"/>
-      </w:pPr>
-      <w:r>
-        <w:rPr>
-          <w:rFonts w:ascii="Arial" w:hAnsi="Arial" w:eastAsia="Arial" w:cs="Arial"/>
-          <w:b w:val="0"/>
-          <w:color w:val="000000"/>
-          <w:sz w:val="20"/>
-          <w:u w:val="none"/>
-        </w:rPr>
-        <w:t>1. The first row of each event entry is the timestamp that the action was performed.</w:t>
-      </w:r>
-    </w:p>
-    <w:p>
-      <w:pPr>
-        <w:spacing w:before="0" w:after="40"/>
-        <w:ind w:left="360" w:hanging="240"/>
-      </w:pPr>
-      <w:r>
-        <w:rPr>
-          <w:rFonts w:ascii="Arial" w:hAnsi="Arial" w:eastAsia="Arial" w:cs="Arial"/>
-          <w:b w:val="0"/>
-          <w:color w:val="000000"/>
-          <w:sz w:val="20"/>
-          <w:u w:val="none"/>
-        </w:rPr>
-        <w:t>2. The second row of each event entry is the event type name.</w:t>
-      </w:r>
-    </w:p>
-    <w:p>
-      <w:pPr>
-        <w:spacing w:before="0" w:after="40"/>
-        <w:ind w:left="360" w:hanging="240"/>
-      </w:pPr>
-      <w:r>
-        <w:rPr>
-          <w:rFonts w:ascii="Arial" w:hAnsi="Arial" w:eastAsia="Arial" w:cs="Arial"/>
-          <w:b w:val="0"/>
-          <w:color w:val="000000"/>
-          <w:sz w:val="20"/>
-          <w:u w:val="none"/>
-        </w:rPr>
-        <w:t>3. The third row of each event entry is the entry/course/menu related to the event.</w:t>
-      </w:r>
-    </w:p>
-    <w:p>
-      <w:pPr>
-        <w:spacing w:before="0" w:after="40"/>
-        <w:ind w:left="360" w:hanging="240"/>
-      </w:pPr>
-      <w:r>
-        <w:rPr>
-          <w:rFonts w:ascii="Arial" w:hAnsi="Arial" w:eastAsia="Arial" w:cs="Arial"/>
-          <w:b w:val="0"/>
-          <w:color w:val="000000"/>
-          <w:sz w:val="20"/>
-          <w:u w:val="none"/>
-        </w:rPr>
-        <w:t>4. The timestamp, event type, and entry/course/menu are displayed correctly for each event type.</w:t>
-      </w:r>
-    </w:p>
-    <w:p>
-      <w:pPr>
-        <w:spacing w:before="120" w:after="60"/>
-      </w:pPr>
-      <w:r>
-        <w:rPr>
-          <w:rFonts w:ascii="Arial" w:hAnsi="Arial" w:eastAsia="Arial" w:cs="Arial"/>
-          <w:b/>
-          <w:color w:val="001EFF"/>
-          <w:sz w:val="22"/>
-          <w:u w:val="none"/>
-        </w:rPr>
-        <w:t>8.2.Entry and course/menu combined display when both are involved</w:t>
-      </w:r>
-    </w:p>
-    <w:p>
-      <w:pPr>
-        <w:spacing w:before="0" w:after="80"/>
-      </w:pPr>
-      <w:r>
-        <w:rPr>
-          <w:rFonts w:ascii="Arial" w:hAnsi="Arial" w:eastAsia="Arial" w:cs="Arial"/>
-          <w:b/>
-          <w:color w:val="000000"/>
-          <w:sz w:val="20"/>
-          <w:u w:val="none"/>
-        </w:rPr>
-        <w:t>Prerequisite(s):</w:t>
-      </w:r>
-    </w:p>
-    <w:p>
-      <w:pPr>
-        <w:spacing w:before="0" w:after="40"/>
-        <w:ind w:left="360" w:hanging="240"/>
-      </w:pPr>
-      <w:r>
-        <w:rPr>
-          <w:rFonts w:ascii="Arial" w:hAnsi="Arial" w:eastAsia="Arial" w:cs="Arial"/>
-          <w:b w:val="0"/>
-          <w:color w:val="000000"/>
-          <w:sz w:val="20"/>
-          <w:u w:val="none"/>
-        </w:rPr>
-        <w:t>1. KDS client is running and a ticket with events involving both an entry and a course/menu exists.</w:t>
-      </w:r>
-    </w:p>
-    <w:p>
-      <w:pPr>
-        <w:spacing w:before="0" w:after="80"/>
-      </w:pPr>
-      <w:r>
-        <w:rPr>
-          <w:rFonts w:ascii="Arial" w:hAnsi="Arial" w:eastAsia="Arial" w:cs="Arial"/>
-          <w:b/>
-          <w:color w:val="000000"/>
-          <w:sz w:val="20"/>
-          <w:u w:val="none"/>
-        </w:rPr>
-        <w:t>Step(s):</w:t>
-      </w:r>
-    </w:p>
-    <w:p>
-      <w:pPr>
-        <w:spacing w:before="0" w:after="40"/>
-        <w:ind w:left="360" w:hanging="240"/>
-      </w:pPr>
-      <w:r>
-        <w:rPr>
-          <w:rFonts w:ascii="Arial" w:hAnsi="Arial" w:eastAsia="Arial" w:cs="Arial"/>
-          <w:b w:val="0"/>
-          <w:color w:val="000000"/>
-          <w:sz w:val="20"/>
-          <w:u w:val="none"/>
-        </w:rPr>
-        <w:t>1. Open the KDS client and select a ticket that has events where both an entry and a course/menu are involved.</w:t>
-      </w:r>
-    </w:p>
-    <w:p>
-      <w:pPr>
-        <w:spacing w:before="0" w:after="40"/>
-        <w:ind w:left="360" w:hanging="240"/>
-      </w:pPr>
-      <w:r>
-        <w:rPr>
-          <w:rFonts w:ascii="Arial" w:hAnsi="Arial" w:eastAsia="Arial" w:cs="Arial"/>
-          <w:b w:val="0"/>
-          <w:color w:val="000000"/>
-          <w:sz w:val="20"/>
-          <w:u w:val="none"/>
-        </w:rPr>
-        <w:t>2. Click the hamburger icon button to open the ticket history dialog.</w:t>
-      </w:r>
-    </w:p>
-    <w:p>
-      <w:pPr>
-        <w:spacing w:before="0" w:after="40"/>
-        <w:ind w:left="360" w:hanging="240"/>
-      </w:pPr>
-      <w:r>
-        <w:rPr>
-          <w:rFonts w:ascii="Arial" w:hAnsi="Arial" w:eastAsia="Arial" w:cs="Arial"/>
-          <w:b w:val="0"/>
-          <w:color w:val="000000"/>
-          <w:sz w:val="20"/>
-          <w:u w:val="none"/>
-        </w:rPr>
-        <w:t>3. Verify the third row display format for those events.</w:t>
-      </w:r>
-    </w:p>
-    <w:p>
-      <w:pPr>
-        <w:spacing w:before="0" w:after="80"/>
-      </w:pPr>
-      <w:r>
-        <w:rPr>
-          <w:rFonts w:ascii="Arial" w:hAnsi="Arial" w:eastAsia="Arial" w:cs="Arial"/>
-          <w:b/>
-          <w:color w:val="000000"/>
-          <w:sz w:val="20"/>
-          <w:u w:val="none"/>
-        </w:rPr>
-        <w:t>Test Result(s):</w:t>
-      </w:r>
-    </w:p>
-    <w:p>
-      <w:pPr>
-        <w:spacing w:before="0" w:after="40"/>
-        <w:ind w:left="360" w:hanging="240"/>
-      </w:pPr>
-      <w:r>
-        <w:rPr>
-          <w:rFonts w:ascii="Arial" w:hAnsi="Arial" w:eastAsia="Arial" w:cs="Arial"/>
-          <w:b w:val="0"/>
-          <w:color w:val="000000"/>
-          <w:sz w:val="20"/>
-          <w:u w:val="none"/>
-        </w:rPr>
-        <w:t>1. When an event involves both an entry and a course/menu, the third row is shown as "{entry name} · {course/menu name}".</w:t>
-      </w:r>
-    </w:p>
-    <w:p>
-      <w:pPr>
-        <w:spacing w:before="0" w:after="40"/>
-        <w:ind w:left="360" w:hanging="240"/>
-      </w:pPr>
-      <w:r>
-        <w:rPr>
-          <w:rFonts w:ascii="Arial" w:hAnsi="Arial" w:eastAsia="Arial" w:cs="Arial"/>
-          <w:b w:val="0"/>
-          <w:color w:val="000000"/>
-          <w:sz w:val="20"/>
-          <w:u w:val="none"/>
-        </w:rPr>
-        <w:t>2. The combined display correctly shows both the entry name and the course/menu name separated by the "·" character.</w:t>
-      </w:r>
-    </w:p>
-    <w:p>
-      <w:pPr>
-        <w:spacing w:before="0" w:after="40"/>
-        <w:ind w:left="360" w:hanging="240"/>
-      </w:pPr>
-      <w:r>
-        <w:rPr>
-          <w:rFonts w:ascii="Arial" w:hAnsi="Arial" w:eastAsia="Arial" w:cs="Arial"/>
-          <w:b w:val="0"/>
-          <w:color w:val="000000"/>
-          <w:sz w:val="20"/>
-          <w:u w:val="none"/>
-        </w:rPr>
-        <w:t>3. Events involving only an entry or only a course/menu show the corresponding single value.</w:t>
-      </w:r>
-    </w:p>
-    <w:p>
-      <w:pPr>
-        <w:spacing w:before="120" w:after="60"/>
-      </w:pPr>
-      <w:r>
-        <w:rPr>
-          <w:rFonts w:ascii="Arial" w:hAnsi="Arial" w:eastAsia="Arial" w:cs="Arial"/>
-          <w:b/>
-          <w:color w:val="001EFF"/>
-          <w:sz w:val="22"/>
-          <w:u w:val="none"/>
-        </w:rPr>
-        <w:t>8.3.Station or system component responsible is recorded for each action</w:t>
-      </w:r>
-    </w:p>
-    <w:p>
-      <w:pPr>
-        <w:spacing w:before="0" w:after="80"/>
-      </w:pPr>
-      <w:r>
-        <w:rPr>
-          <w:rFonts w:ascii="Arial" w:hAnsi="Arial" w:eastAsia="Arial" w:cs="Arial"/>
-          <w:b/>
-          <w:color w:val="000000"/>
-          <w:sz w:val="20"/>
-          <w:u w:val="none"/>
-        </w:rPr>
-        <w:t>Prerequisite(s):</w:t>
-      </w:r>
-    </w:p>
-    <w:p>
-      <w:pPr>
-        <w:spacing w:before="0" w:after="40"/>
-        <w:ind w:left="360" w:hanging="240"/>
-      </w:pPr>
-      <w:r>
-        <w:rPr>
-          <w:rFonts w:ascii="Arial" w:hAnsi="Arial" w:eastAsia="Arial" w:cs="Arial"/>
-          <w:b w:val="0"/>
-          <w:color w:val="000000"/>
-          <w:sz w:val="20"/>
-          <w:u w:val="none"/>
-        </w:rPr>
-        <w:t>1. POS client and KDS client are running and connected.</w:t>
-      </w:r>
-    </w:p>
-    <w:p>
-      <w:pPr>
-        <w:spacing w:before="0" w:after="40"/>
-        <w:ind w:left="360" w:hanging="240"/>
-      </w:pPr>
-      <w:r>
-        <w:rPr>
-          <w:rFonts w:ascii="Arial" w:hAnsi="Arial" w:eastAsia="Arial" w:cs="Arial"/>
-          <w:b w:val="0"/>
-          <w:color w:val="000000"/>
-          <w:sz w:val="20"/>
-          <w:u w:val="none"/>
-        </w:rPr>
-        <w:t>2. Multiple actions have been performed on a ticket from different stations/components.</w:t>
-      </w:r>
-    </w:p>
-    <w:p>
-      <w:pPr>
-        <w:spacing w:before="0" w:after="80"/>
-      </w:pPr>
-      <w:r>
-        <w:rPr>
-          <w:rFonts w:ascii="Arial" w:hAnsi="Arial" w:eastAsia="Arial" w:cs="Arial"/>
-          <w:b/>
-          <w:color w:val="000000"/>
-          <w:sz w:val="20"/>
-          <w:u w:val="none"/>
-        </w:rPr>
-        <w:t>Step(s):</w:t>
-      </w:r>
-    </w:p>
-    <w:p>
-      <w:pPr>
-        <w:spacing w:before="0" w:after="40"/>
-        <w:ind w:left="360" w:hanging="240"/>
-      </w:pPr>
-      <w:r>
-        <w:rPr>
-          <w:rFonts w:ascii="Arial" w:hAnsi="Arial" w:eastAsia="Arial" w:cs="Arial"/>
-          <w:b w:val="0"/>
-          <w:color w:val="000000"/>
-          <w:sz w:val="20"/>
-          <w:u w:val="none"/>
-        </w:rPr>
-        <w:t>1. Perform several actions on a ticket from different stations (e.g., POS station and KDS station).</w:t>
-      </w:r>
-    </w:p>
-    <w:p>
-      <w:pPr>
-        <w:spacing w:before="0" w:after="40"/>
-        <w:ind w:left="360" w:hanging="240"/>
-      </w:pPr>
-      <w:r>
-        <w:rPr>
-          <w:rFonts w:ascii="Arial" w:hAnsi="Arial" w:eastAsia="Arial" w:cs="Arial"/>
-          <w:b w:val="0"/>
-          <w:color w:val="000000"/>
-          <w:sz w:val="20"/>
-          <w:u w:val="none"/>
-        </w:rPr>
-        <w:t>2. On the KDS client, open the ticket history dialog.</w:t>
-      </w:r>
-    </w:p>
-    <w:p>
-      <w:pPr>
-        <w:spacing w:before="0" w:after="40"/>
-        <w:ind w:left="360" w:hanging="240"/>
-      </w:pPr>
-      <w:r>
-        <w:rPr>
-          <w:rFonts w:ascii="Arial" w:hAnsi="Arial" w:eastAsia="Arial" w:cs="Arial"/>
-          <w:b w:val="0"/>
-          <w:color w:val="000000"/>
-          <w:sz w:val="20"/>
-          <w:u w:val="none"/>
-        </w:rPr>
-        <w:t>3. For each event, verify the station or system component responsible for the action is recorded.</w:t>
-      </w:r>
-    </w:p>
-    <w:p>
-      <w:pPr>
-        <w:spacing w:before="0" w:after="80"/>
-      </w:pPr>
-      <w:r>
-        <w:rPr>
-          <w:rFonts w:ascii="Arial" w:hAnsi="Arial" w:eastAsia="Arial" w:cs="Arial"/>
-          <w:b/>
-          <w:color w:val="000000"/>
-          <w:sz w:val="20"/>
-          <w:u w:val="none"/>
-        </w:rPr>
-        <w:t>Test Result(s):</w:t>
-      </w:r>
-    </w:p>
-    <w:p>
-      <w:pPr>
-        <w:spacing w:before="0" w:after="40"/>
-        <w:ind w:left="360" w:hanging="240"/>
-      </w:pPr>
-      <w:r>
-        <w:rPr>
-          <w:rFonts w:ascii="Arial" w:hAnsi="Arial" w:eastAsia="Arial" w:cs="Arial"/>
-          <w:b w:val="0"/>
-          <w:color w:val="000000"/>
-          <w:sz w:val="20"/>
-          <w:u w:val="none"/>
-        </w:rPr>
-        <w:t>1. Each event entry records the station or system component responsible for the action.</w:t>
-      </w:r>
-    </w:p>
-    <w:p>
-      <w:pPr>
-        <w:spacing w:before="0" w:after="40"/>
-        <w:ind w:left="360" w:hanging="240"/>
-      </w:pPr>
-      <w:r>
-        <w:rPr>
-          <w:rFonts w:ascii="Arial" w:hAnsi="Arial" w:eastAsia="Arial" w:cs="Arial"/>
-          <w:b w:val="0"/>
-          <w:color w:val="000000"/>
-          <w:sz w:val="20"/>
-          <w:u w:val="none"/>
-        </w:rPr>
-        <w:t>2. Events triggered at the POS show the POS station as the responsible component.</w:t>
-      </w:r>
-    </w:p>
-    <w:p>
-      <w:pPr>
-        <w:spacing w:before="0" w:after="40"/>
-        <w:ind w:left="360" w:hanging="240"/>
-      </w:pPr>
-      <w:r>
-        <w:rPr>
-          <w:rFonts w:ascii="Arial" w:hAnsi="Arial" w:eastAsia="Arial" w:cs="Arial"/>
-          <w:b w:val="0"/>
-          <w:color w:val="000000"/>
-          <w:sz w:val="20"/>
-          <w:u w:val="none"/>
-        </w:rPr>
-        <w:t>3. Events triggered at the KDS show the KDS station as the responsible component.</w:t>
-      </w:r>
-    </w:p>
-    <w:p>
-      <w:pPr>
-        <w:spacing w:before="0" w:after="40"/>
-        <w:ind w:left="360" w:hanging="240"/>
-      </w:pPr>
-      <w:r>
-        <w:rPr>
-          <w:rFonts w:ascii="Arial" w:hAnsi="Arial" w:eastAsia="Arial" w:cs="Arial"/>
-          <w:b w:val="0"/>
-          <w:color w:val="000000"/>
-          <w:sz w:val="20"/>
-          <w:u w:val="none"/>
-        </w:rPr>
-        <w:t>4. The station/component information is accurate and consistent with where the action was performed.</w:t>
+        <w:t>3. Notification acknowledgement actions performed on the client are also recorded with timestamp and source</w:t>
       </w:r>
     </w:p>
     <w:sectPr>
